--- a/Seguridad_alta_disponibilidad/Criptografía_2.docx
+++ b/Seguridad_alta_disponibilidad/Criptografía_2.docx
@@ -14,7 +14,11 @@
       <w:r>
         <w:t xml:space="preserve">CRIPTOGRAFIA 2</w:t>
       </w:r>
-      <w:r/>
+      <w:r>
+        <w:rPr>
+          <w:highlight w:val="none"/>
+        </w:rPr>
+      </w:r>
     </w:p>
     <w:p>
       <w:pPr>
@@ -50,15 +54,11 @@
           <w:highlight w:val="none"/>
         </w:rPr>
       </w:r>
-      <w:r>
-        <w:rPr>
-          <w:highlight w:val="none"/>
-        </w:rPr>
-      </w:r>
+      <w:r/>
     </w:p>
     <w:p>
       <w:pPr>
-        <w:pStyle w:val="668"/>
+        <w:pStyle w:val="898"/>
         <w:numPr>
           <w:ilvl w:val="0"/>
           <w:numId w:val="4"/>
@@ -76,7 +76,11 @@
         </w:rPr>
         <w:t xml:space="preserve">Creación de archivo de prueba</w:t>
       </w:r>
-      <w:r/>
+      <w:r>
+        <w:rPr>
+          <w:highlight w:val="none"/>
+        </w:rPr>
+      </w:r>
     </w:p>
     <w:p>
       <w:pPr>
@@ -166,24 +170,11 @@
           <w:highlight w:val="none"/>
         </w:rPr>
       </w:r>
-      <w:r/>
       <w:r>
         <w:rPr>
           <w:highlight w:val="none"/>
         </w:rPr>
       </w:r>
-      <w:r/>
-      <w:r>
-        <w:rPr>
-          <w:highlight w:val="none"/>
-        </w:rPr>
-      </w:r>
-      <w:r>
-        <w:rPr>
-          <w:highlight w:val="none"/>
-        </w:rPr>
-      </w:r>
-      <w:r/>
     </w:p>
     <w:p>
       <w:pPr>
@@ -205,21 +196,21 @@
           <w:highlight w:val="none"/>
         </w:rPr>
       </w:r>
-    </w:p>
-    <w:p>
-      <w:pPr>
-        <w:pBdr/>
-        <w:spacing/>
-        <w:ind w:firstLine="0" w:left="0"/>
-        <w:rPr>
-          <w:highlight w:val="none"/>
-        </w:rPr>
-      </w:pPr>
       <w:r>
         <w:rPr>
           <w:highlight w:val="none"/>
         </w:rPr>
       </w:r>
+    </w:p>
+    <w:p>
+      <w:pPr>
+        <w:pBdr/>
+        <w:spacing/>
+        <w:ind w:firstLine="0" w:left="0"/>
+        <w:rPr>
+          <w:highlight w:val="none"/>
+        </w:rPr>
+      </w:pPr>
       <w:r>
         <w:rPr>
           <w:highlight w:val="none"/>
@@ -325,7 +316,11 @@
         </w:rPr>
         <w:t xml:space="preserve">3.- Verificar integridad del archivo:</w:t>
       </w:r>
-      <w:r/>
+      <w:r>
+        <w:rPr>
+          <w:highlight w:val="none"/>
+        </w:rPr>
+      </w:r>
     </w:p>
     <w:p>
       <w:pPr>
@@ -413,16 +408,7 @@
           <w:highlight w:val="none"/>
         </w:rPr>
       </w:r>
-      <w:r>
-        <w:rPr>
-          <w:highlight w:val="none"/>
-        </w:rPr>
-      </w:r>
-      <w:r>
-        <w:rPr>
-          <w:highlight w:val="none"/>
-        </w:rPr>
-      </w:r>
+      <w:r/>
     </w:p>
     <w:p>
       <w:pPr>
@@ -444,7 +430,11 @@
         </w:rPr>
         <w:t xml:space="preserve">La opcion –c significa “check”</w:t>
       </w:r>
-      <w:r/>
+      <w:r>
+        <w:rPr>
+          <w:highlight w:val="none"/>
+        </w:rPr>
+      </w:r>
     </w:p>
     <w:p>
       <w:pPr>
@@ -458,7 +448,11 @@
       <w:r>
         <w:t xml:space="preserve">Contenido del archivo cifrado: </w:t>
       </w:r>
-      <w:r/>
+      <w:r>
+        <w:rPr>
+          <w:highlight w:val="none"/>
+        </w:rPr>
+      </w:r>
     </w:p>
     <w:p>
       <w:pPr>
@@ -546,6 +540,49 @@
           <w:highlight w:val="none"/>
         </w:rPr>
       </w:r>
+      <w:r/>
+    </w:p>
+    <w:p>
+      <w:pPr>
+        <w:pBdr/>
+        <w:spacing/>
+        <w:ind w:firstLine="0" w:left="0"/>
+        <w:rPr>
+          <w:highlight w:val="none"/>
+        </w:rPr>
+      </w:pPr>
+      <w:r>
+        <w:rPr>
+          <w:highlight w:val="none"/>
+        </w:rPr>
+      </w:r>
+      <w:r>
+        <w:rPr>
+          <w:highlight w:val="none"/>
+        </w:rPr>
+        <w:t xml:space="preserve">Sha256sum –c calcula el hash alamacenado del archivo (primer campo) y toma el nombre del archivo (segundo campo) para comprobar que el archivo no ha sido modificado.</w:t>
+      </w:r>
+      <w:r>
+        <w:rPr>
+          <w:highlight w:val="none"/>
+        </w:rPr>
+      </w:r>
+    </w:p>
+    <w:p>
+      <w:pPr>
+        <w:pBdr/>
+        <w:spacing/>
+        <w:ind w:firstLine="0" w:left="0"/>
+        <w:rPr>
+          <w:highlight w:val="none"/>
+        </w:rPr>
+      </w:pPr>
+      <w:r>
+        <w:rPr>
+          <w:highlight w:val="none"/>
+        </w:rPr>
+        <w:t xml:space="preserve">4.- Simulación de un cambio en el archivo (ataque):</w:t>
+      </w:r>
       <w:r>
         <w:rPr>
           <w:highlight w:val="none"/>
@@ -570,29 +607,12 @@
         <w:rPr>
           <w:highlight w:val="none"/>
         </w:rPr>
+        <w:t xml:space="preserve">Modificación del archivo:</w:t>
       </w:r>
       <w:r>
         <w:rPr>
           <w:highlight w:val="none"/>
         </w:rPr>
-        <w:t xml:space="preserve">Sha256sum –c calcula el hash alamacenado del archivo (primer campo) y toma el nombre del archivo (segundo campo) para comprobar que el archivo no ha sido modificado.</w:t>
-      </w:r>
-      <w:r/>
-    </w:p>
-    <w:p>
-      <w:pPr>
-        <w:pBdr/>
-        <w:spacing/>
-        <w:ind w:firstLine="0" w:left="0"/>
-        <w:rPr>
-          <w:highlight w:val="none"/>
-        </w:rPr>
-      </w:pPr>
-      <w:r>
-        <w:rPr>
-          <w:highlight w:val="none"/>
-        </w:rPr>
-        <w:t xml:space="preserve">4.- Simulación de un cambio en el archivo (ataque):</w:t>
       </w:r>
       <w:r>
         <w:rPr>
@@ -609,32 +629,6 @@
           <w:highlight w:val="none"/>
         </w:rPr>
       </w:pPr>
-      <w:r>
-        <w:rPr>
-          <w:highlight w:val="none"/>
-        </w:rPr>
-        <w:t xml:space="preserve">Modificación del archivo:</w:t>
-      </w:r>
-      <w:r>
-        <w:rPr>
-          <w:highlight w:val="none"/>
-        </w:rPr>
-      </w:r>
-    </w:p>
-    <w:p>
-      <w:pPr>
-        <w:pBdr/>
-        <w:spacing/>
-        <w:ind w:firstLine="0" w:left="0"/>
-        <w:rPr>
-          <w:highlight w:val="none"/>
-        </w:rPr>
-      </w:pPr>
-      <w:r>
-        <w:rPr>
-          <w:highlight w:val="none"/>
-        </w:rPr>
-      </w:r>
       <w:r>
         <w:rPr>
           <w:highlight w:val="none"/>
@@ -709,7 +703,11 @@
           </mc:Fallback>
         </mc:AlternateContent>
       </w:r>
-      <w:r/>
+      <w:r>
+        <w:rPr>
+          <w:highlight w:val="none"/>
+        </w:rPr>
+      </w:r>
     </w:p>
     <w:p>
       <w:pPr>
@@ -718,7 +716,6 @@
         <w:ind w:firstLine="0" w:left="0"/>
         <w:rPr/>
       </w:pPr>
-      <w:r/>
       <w:r/>
       <w:r/>
     </w:p>
@@ -736,6 +733,11 @@
           <w:highlight w:val="none"/>
         </w:rPr>
         <w:t xml:space="preserve">Comprobación del hash al modificar el archivo:</w:t>
+      </w:r>
+      <w:r>
+        <w:rPr>
+          <w:highlight w:val="none"/>
+        </w:rPr>
       </w:r>
       <w:r>
         <w:rPr>
@@ -836,6 +838,29 @@
           <w:highlight w:val="none"/>
         </w:rPr>
       </w:r>
+    </w:p>
+    <w:p>
+      <w:pPr>
+        <w:pBdr/>
+        <w:spacing/>
+        <w:ind w:firstLine="0" w:left="0"/>
+        <w:rPr/>
+      </w:pPr>
+      <w:r/>
+      <w:r/>
+    </w:p>
+    <w:p>
+      <w:pPr>
+        <w:pBdr/>
+        <w:spacing/>
+        <w:ind w:firstLine="0" w:left="0"/>
+        <w:rPr>
+          <w:highlight w:val="none"/>
+        </w:rPr>
+      </w:pPr>
+      <w:r>
+        <w:t xml:space="preserve">6.-Verificación de varios archivos</w:t>
+      </w:r>
       <w:r>
         <w:rPr>
           <w:highlight w:val="none"/>
@@ -847,31 +872,6 @@
         <w:pBdr/>
         <w:spacing/>
         <w:ind w:firstLine="0" w:left="0"/>
-        <w:rPr/>
-      </w:pPr>
-      <w:r/>
-      <w:r/>
-      <w:r/>
-    </w:p>
-    <w:p>
-      <w:pPr>
-        <w:pBdr/>
-        <w:spacing/>
-        <w:ind w:firstLine="0" w:left="0"/>
-        <w:rPr>
-          <w:highlight w:val="none"/>
-        </w:rPr>
-      </w:pPr>
-      <w:r>
-        <w:t xml:space="preserve">6.-Verificación de varios archivos</w:t>
-      </w:r>
-      <w:r/>
-    </w:p>
-    <w:p>
-      <w:pPr>
-        <w:pBdr/>
-        <w:spacing/>
-        <w:ind w:firstLine="0" w:left="0"/>
         <w:rPr>
           <w:highlight w:val="none"/>
         </w:rPr>
@@ -882,20 +882,19 @@
         </w:rPr>
         <w:t xml:space="preserve">Creación de los archivos:</w:t>
       </w:r>
-      <w:r/>
-    </w:p>
-    <w:p>
-      <w:pPr>
-        <w:pBdr/>
-        <w:spacing/>
-        <w:ind w:firstLine="0" w:left="0"/>
-        <w:rPr/>
-      </w:pPr>
       <w:r>
         <w:rPr>
           <w:highlight w:val="none"/>
         </w:rPr>
       </w:r>
+    </w:p>
+    <w:p>
+      <w:pPr>
+        <w:pBdr/>
+        <w:spacing/>
+        <w:ind w:firstLine="0" w:left="0"/>
+        <w:rPr/>
+      </w:pPr>
       <w:r>
         <w:rPr>
           <w:highlight w:val="none"/>
@@ -975,11 +974,7 @@
           <w:highlight w:val="none"/>
         </w:rPr>
       </w:r>
-      <w:r>
-        <w:rPr>
-          <w:highlight w:val="none"/>
-        </w:rPr>
-      </w:r>
+      <w:r/>
     </w:p>
     <w:p>
       <w:pPr>
@@ -1001,22 +996,21 @@
         </w:rPr>
         <w:t xml:space="preserve">Generación de hashes en los archivos:</w:t>
       </w:r>
-      <w:r/>
-    </w:p>
-    <w:p>
-      <w:pPr>
-        <w:pBdr/>
-        <w:spacing/>
-        <w:ind w:firstLine="0" w:left="0"/>
-        <w:rPr>
-          <w:highlight w:val="none"/>
-        </w:rPr>
-      </w:pPr>
       <w:r>
         <w:rPr>
           <w:highlight w:val="none"/>
         </w:rPr>
       </w:r>
+    </w:p>
+    <w:p>
+      <w:pPr>
+        <w:pBdr/>
+        <w:spacing/>
+        <w:ind w:firstLine="0" w:left="0"/>
+        <w:rPr>
+          <w:highlight w:val="none"/>
+        </w:rPr>
+      </w:pPr>
       <w:r>
         <w:rPr>
           <w:highlight w:val="none"/>
@@ -1091,7 +1085,11 @@
           </mc:Fallback>
         </mc:AlternateContent>
       </w:r>
-      <w:r/>
+      <w:r>
+        <w:rPr>
+          <w:highlight w:val="none"/>
+        </w:rPr>
+      </w:r>
     </w:p>
     <w:p>
       <w:pPr>
@@ -1108,7 +1106,11 @@
         </w:rPr>
         <w:t xml:space="preserve">Con esto nos habrá creado los hashes en los archivos y el nombre de cada archivo.</w:t>
       </w:r>
-      <w:r/>
+      <w:r>
+        <w:rPr>
+          <w:highlight w:val="none"/>
+        </w:rPr>
+      </w:r>
     </w:p>
     <w:p>
       <w:pPr>
@@ -1125,22 +1127,21 @@
         </w:rPr>
         <w:t xml:space="preserve">Ahora vamos a verificar los hashes con el archivo donde hemos metido la información “hashes.sha256”:</w:t>
       </w:r>
-      <w:r/>
-    </w:p>
-    <w:p>
-      <w:pPr>
-        <w:pBdr/>
-        <w:spacing/>
-        <w:ind w:firstLine="0" w:left="0"/>
-        <w:rPr>
-          <w:highlight w:val="none"/>
-        </w:rPr>
-      </w:pPr>
       <w:r>
         <w:rPr>
           <w:highlight w:val="none"/>
         </w:rPr>
       </w:r>
+    </w:p>
+    <w:p>
+      <w:pPr>
+        <w:pBdr/>
+        <w:spacing/>
+        <w:ind w:firstLine="0" w:left="0"/>
+        <w:rPr>
+          <w:highlight w:val="none"/>
+        </w:rPr>
+      </w:pPr>
       <w:r>
         <w:rPr>
           <w:highlight w:val="none"/>
@@ -1215,6 +1216,384 @@
           </mc:Fallback>
         </mc:AlternateContent>
       </w:r>
+      <w:r>
+        <w:rPr>
+          <w:highlight w:val="none"/>
+        </w:rPr>
+      </w:r>
+    </w:p>
+    <w:p>
+      <w:pPr>
+        <w:pBdr/>
+        <w:spacing/>
+        <w:ind w:firstLine="0" w:left="0"/>
+        <w:rPr>
+          <w:highlight w:val="none"/>
+        </w:rPr>
+      </w:pPr>
+      <w:r>
+        <w:rPr>
+          <w:highlight w:val="none"/>
+        </w:rPr>
+      </w:r>
+      <w:r>
+        <w:rPr>
+          <w:highlight w:val="none"/>
+        </w:rPr>
+        <w:t xml:space="preserve">Este archivo contendrá lo siguiente:</w:t>
+      </w:r>
+      <w:r/>
+    </w:p>
+    <w:p>
+      <w:pPr>
+        <w:pBdr/>
+        <w:spacing/>
+        <w:ind w:firstLine="0" w:left="0"/>
+        <w:rPr>
+          <w:highlight w:val="none"/>
+        </w:rPr>
+      </w:pPr>
+      <w:r>
+        <w:rPr>
+          <w:highlight w:val="none"/>
+        </w:rPr>
+      </w:r>
+      <w:r>
+        <mc:AlternateContent>
+          <mc:Choice Requires="wpg">
+            <w:drawing>
+              <wp:inline xmlns:wp="http://schemas.openxmlformats.org/drawingml/2006/wordprocessingDrawing" distT="0" distB="0" distL="0" distR="0">
+                <wp:extent cx="5940425" cy="3201481"/>
+                <wp:effectExtent l="0" t="0" r="0" b="0"/>
+                <wp:docPr id="10" name=""/>
+                <wp:cNvGraphicFramePr>
+                  <a:graphicFrameLocks xmlns:a="http://schemas.openxmlformats.org/drawingml/2006/main" noChangeAspect="1"/>
+                </wp:cNvGraphicFramePr>
+                <a:graphic xmlns:a="http://schemas.openxmlformats.org/drawingml/2006/main">
+                  <a:graphicData uri="http://schemas.openxmlformats.org/drawingml/2006/picture">
+                    <pic:pic xmlns:pic="http://schemas.openxmlformats.org/drawingml/2006/picture">
+                      <pic:nvPicPr>
+                        <pic:cNvPr id="1261876762" name=""/>
+                        <pic:cNvPicPr>
+                          <a:picLocks noChangeAspect="1"/>
+                        </pic:cNvPicPr>
+                        <pic:nvPr/>
+                      </pic:nvPicPr>
+                      <pic:blipFill>
+                        <a:blip r:embed="rId18"/>
+                        <a:stretch/>
+                      </pic:blipFill>
+                      <pic:spPr bwMode="auto">
+                        <a:xfrm>
+                          <a:off x="0" y="0"/>
+                          <a:ext cx="5940424" cy="3201480"/>
+                        </a:xfrm>
+                        <a:prstGeom prst="rect">
+                          <a:avLst/>
+                        </a:prstGeom>
+                      </pic:spPr>
+                    </pic:pic>
+                  </a:graphicData>
+                </a:graphic>
+              </wp:inline>
+            </w:drawing>
+          </mc:Choice>
+          <mc:Fallback>
+            <w:pict>
+              <v:shapetype id="_x0000_t75" coordsize="21600,21600" o:spt="75" o:preferrelative="t" path="m@4@5l@4@11@9@11@9@5xe" filled="f" stroked="f">
+                <v:stroke joinstyle="miter"/>
+                <v:formulas>
+                  <v:f eqn="if lineDrawn pixelLineWidth 0"/>
+                  <v:f eqn="sum @0 1 0"/>
+                  <v:f eqn="sum 0 0 @1"/>
+                  <v:f eqn="prod @2 1 2"/>
+                  <v:f eqn="prod @3 21600 pixelWidth"/>
+                  <v:f eqn="prod @3 21600 pixelHeight"/>
+                  <v:f eqn="sum @0 0 1"/>
+                  <v:f eqn="prod @6 1 2"/>
+                  <v:f eqn="prod @7 21600 pixelWidth"/>
+                  <v:f eqn="sum @8 21600 0"/>
+                  <v:f eqn="prod @7 21600 pixelHeight"/>
+                  <v:f eqn="sum @10 21600 0"/>
+                </v:formulas>
+                <v:path o:extrusionok="f" gradientshapeok="t" o:connecttype="rect"/>
+                <o:lock v:ext="edit" aspectratio="t"/>
+              </v:shapetype>
+              <v:shape id="_x0000_i9" o:spid="_x0000_s9" type="#_x0000_t75" style="width:467.75pt;height:252.09pt;mso-wrap-distance-left:0.00pt;mso-wrap-distance-top:0.00pt;mso-wrap-distance-right:0.00pt;mso-wrap-distance-bottom:0.00pt;z-index:1;" stroked="false">
+                <v:imagedata r:id="rId18" o:title=""/>
+                <o:lock v:ext="edit" rotation="t"/>
+              </v:shape>
+            </w:pict>
+          </mc:Fallback>
+        </mc:AlternateContent>
+      </w:r>
+      <w:r/>
+    </w:p>
+    <w:p>
+      <w:pPr>
+        <w:pBdr/>
+        <w:spacing/>
+        <w:ind w:firstLine="0" w:left="0"/>
+        <w:rPr>
+          <w:highlight w:val="none"/>
+        </w:rPr>
+      </w:pPr>
+      <w:r>
+        <w:rPr>
+          <w:highlight w:val="none"/>
+        </w:rPr>
+      </w:r>
+      <w:r>
+        <w:rPr>
+          <w:highlight w:val="none"/>
+        </w:rPr>
+        <w:t xml:space="preserve">Cada línea tiene el hash esperado y el nombre del archivo correspondiente.</w:t>
+      </w:r>
+      <w:r/>
+    </w:p>
+    <w:p>
+      <w:pPr>
+        <w:pBdr/>
+        <w:spacing/>
+        <w:ind w:firstLine="0" w:left="0"/>
+        <w:rPr>
+          <w:highlight w:val="none"/>
+        </w:rPr>
+      </w:pPr>
+      <w:r>
+        <w:t xml:space="preserve">7.- Uso combinado con scripts</w:t>
+      </w:r>
+      <w:r/>
+    </w:p>
+    <w:p>
+      <w:pPr>
+        <w:pBdr/>
+        <w:spacing/>
+        <w:ind w:firstLine="0" w:left="0"/>
+        <w:rPr>
+          <w:highlight w:val="none"/>
+        </w:rPr>
+      </w:pPr>
+      <w:r>
+        <w:rPr>
+          <w:highlight w:val="none"/>
+        </w:rPr>
+      </w:r>
+      <w:r>
+        <w:rPr>
+          <w:highlight w:val="none"/>
+        </w:rPr>
+        <w:t xml:space="preserve">Creación de archivo .sh (con el contenido del script):</w:t>
+      </w:r>
+      <w:r/>
+    </w:p>
+    <w:p>
+      <w:pPr>
+        <w:pBdr/>
+        <w:spacing/>
+        <w:ind w:firstLine="0" w:left="0"/>
+        <w:rPr/>
+      </w:pPr>
+      <w:r>
+        <w:rPr>
+          <w:highlight w:val="none"/>
+        </w:rPr>
+      </w:r>
+      <w:r>
+        <w:rPr>
+          <w:highlight w:val="none"/>
+        </w:rPr>
+      </w:r>
+      <w:r>
+        <mc:AlternateContent>
+          <mc:Choice Requires="wpg">
+            <w:drawing>
+              <wp:inline xmlns:wp="http://schemas.openxmlformats.org/drawingml/2006/wordprocessingDrawing" distT="0" distB="0" distL="0" distR="0">
+                <wp:extent cx="5524500" cy="1543050"/>
+                <wp:effectExtent l="0" t="0" r="0" b="0"/>
+                <wp:docPr id="11" name=""/>
+                <wp:cNvGraphicFramePr>
+                  <a:graphicFrameLocks xmlns:a="http://schemas.openxmlformats.org/drawingml/2006/main" noChangeAspect="1"/>
+                </wp:cNvGraphicFramePr>
+                <a:graphic xmlns:a="http://schemas.openxmlformats.org/drawingml/2006/main">
+                  <a:graphicData uri="http://schemas.openxmlformats.org/drawingml/2006/picture">
+                    <pic:pic xmlns:pic="http://schemas.openxmlformats.org/drawingml/2006/picture">
+                      <pic:nvPicPr>
+                        <pic:cNvPr id="748978384" name=""/>
+                        <pic:cNvPicPr>
+                          <a:picLocks noChangeAspect="1"/>
+                        </pic:cNvPicPr>
+                        <pic:nvPr/>
+                      </pic:nvPicPr>
+                      <pic:blipFill>
+                        <a:blip r:embed="rId19"/>
+                        <a:stretch/>
+                      </pic:blipFill>
+                      <pic:spPr bwMode="auto">
+                        <a:xfrm>
+                          <a:off x="0" y="0"/>
+                          <a:ext cx="5524499" cy="1543050"/>
+                        </a:xfrm>
+                        <a:prstGeom prst="rect">
+                          <a:avLst/>
+                        </a:prstGeom>
+                      </pic:spPr>
+                    </pic:pic>
+                  </a:graphicData>
+                </a:graphic>
+              </wp:inline>
+            </w:drawing>
+          </mc:Choice>
+          <mc:Fallback>
+            <w:pict>
+              <v:shapetype id="_x0000_t75" coordsize="21600,21600" o:spt="75" o:preferrelative="t" path="m@4@5l@4@11@9@11@9@5xe" filled="f" stroked="f">
+                <v:stroke joinstyle="miter"/>
+                <v:formulas>
+                  <v:f eqn="if lineDrawn pixelLineWidth 0"/>
+                  <v:f eqn="sum @0 1 0"/>
+                  <v:f eqn="sum 0 0 @1"/>
+                  <v:f eqn="prod @2 1 2"/>
+                  <v:f eqn="prod @3 21600 pixelWidth"/>
+                  <v:f eqn="prod @3 21600 pixelHeight"/>
+                  <v:f eqn="sum @0 0 1"/>
+                  <v:f eqn="prod @6 1 2"/>
+                  <v:f eqn="prod @7 21600 pixelWidth"/>
+                  <v:f eqn="sum @8 21600 0"/>
+                  <v:f eqn="prod @7 21600 pixelHeight"/>
+                  <v:f eqn="sum @10 21600 0"/>
+                </v:formulas>
+                <v:path o:extrusionok="f" gradientshapeok="t" o:connecttype="rect"/>
+                <o:lock v:ext="edit" aspectratio="t"/>
+              </v:shapetype>
+              <v:shape id="_x0000_i10" o:spid="_x0000_s10" type="#_x0000_t75" style="width:435.00pt;height:121.50pt;mso-wrap-distance-left:0.00pt;mso-wrap-distance-top:0.00pt;mso-wrap-distance-right:0.00pt;mso-wrap-distance-bottom:0.00pt;z-index:1;" stroked="false">
+                <v:imagedata r:id="rId19" o:title=""/>
+                <o:lock v:ext="edit" rotation="t"/>
+              </v:shape>
+            </w:pict>
+          </mc:Fallback>
+        </mc:AlternateContent>
+      </w:r>
+      <w:r>
+        <w:rPr>
+          <w:highlight w:val="none"/>
+        </w:rPr>
+      </w:r>
+      <w:r>
+        <w:rPr>
+          <w:highlight w:val="none"/>
+        </w:rPr>
+      </w:r>
+    </w:p>
+    <w:p>
+      <w:pPr>
+        <w:pBdr/>
+        <w:spacing/>
+        <w:ind w:firstLine="0" w:left="0"/>
+        <w:rPr>
+          <w:highlight w:val="none"/>
+        </w:rPr>
+      </w:pPr>
+      <w:r>
+        <w:rPr>
+          <w:highlight w:val="none"/>
+        </w:rPr>
+      </w:r>
+      <w:r>
+        <w:rPr>
+          <w:highlight w:val="none"/>
+        </w:rPr>
+        <w:t xml:space="preserve">Ejecucion del script (hay que darle permisos para ejecutarlo):</w:t>
+      </w:r>
+      <w:r/>
+    </w:p>
+    <w:p>
+      <w:pPr>
+        <w:pBdr/>
+        <w:spacing/>
+        <w:ind w:firstLine="0" w:left="0"/>
+        <w:rPr>
+          <w:highlight w:val="none"/>
+        </w:rPr>
+      </w:pPr>
+      <w:r>
+        <w:rPr>
+          <w:highlight w:val="none"/>
+        </w:rPr>
+      </w:r>
+      <w:r>
+        <w:rPr>
+          <w:highlight w:val="none"/>
+        </w:rPr>
+      </w:r>
+      <w:r>
+        <mc:AlternateContent>
+          <mc:Choice Requires="wpg">
+            <w:drawing>
+              <wp:inline xmlns:wp="http://schemas.openxmlformats.org/drawingml/2006/wordprocessingDrawing" distT="0" distB="0" distL="0" distR="0">
+                <wp:extent cx="5940425" cy="3340944"/>
+                <wp:effectExtent l="0" t="0" r="0" b="0"/>
+                <wp:docPr id="12" name=""/>
+                <wp:cNvGraphicFramePr>
+                  <a:graphicFrameLocks xmlns:a="http://schemas.openxmlformats.org/drawingml/2006/main" noChangeAspect="1"/>
+                </wp:cNvGraphicFramePr>
+                <a:graphic xmlns:a="http://schemas.openxmlformats.org/drawingml/2006/main">
+                  <a:graphicData uri="http://schemas.openxmlformats.org/drawingml/2006/picture">
+                    <pic:pic xmlns:pic="http://schemas.openxmlformats.org/drawingml/2006/picture">
+                      <pic:nvPicPr>
+                        <pic:cNvPr id="1060697745" name=""/>
+                        <pic:cNvPicPr>
+                          <a:picLocks noChangeAspect="1"/>
+                        </pic:cNvPicPr>
+                        <pic:nvPr/>
+                      </pic:nvPicPr>
+                      <pic:blipFill>
+                        <a:blip r:embed="rId20"/>
+                        <a:stretch/>
+                      </pic:blipFill>
+                      <pic:spPr bwMode="auto">
+                        <a:xfrm>
+                          <a:off x="0" y="0"/>
+                          <a:ext cx="5940424" cy="3340943"/>
+                        </a:xfrm>
+                        <a:prstGeom prst="rect">
+                          <a:avLst/>
+                        </a:prstGeom>
+                      </pic:spPr>
+                    </pic:pic>
+                  </a:graphicData>
+                </a:graphic>
+              </wp:inline>
+            </w:drawing>
+          </mc:Choice>
+          <mc:Fallback>
+            <w:pict>
+              <v:shapetype id="_x0000_t75" coordsize="21600,21600" o:spt="75" o:preferrelative="t" path="m@4@5l@4@11@9@11@9@5xe" filled="f" stroked="f">
+                <v:stroke joinstyle="miter"/>
+                <v:formulas>
+                  <v:f eqn="if lineDrawn pixelLineWidth 0"/>
+                  <v:f eqn="sum @0 1 0"/>
+                  <v:f eqn="sum 0 0 @1"/>
+                  <v:f eqn="prod @2 1 2"/>
+                  <v:f eqn="prod @3 21600 pixelWidth"/>
+                  <v:f eqn="prod @3 21600 pixelHeight"/>
+                  <v:f eqn="sum @0 0 1"/>
+                  <v:f eqn="prod @6 1 2"/>
+                  <v:f eqn="prod @7 21600 pixelWidth"/>
+                  <v:f eqn="sum @8 21600 0"/>
+                  <v:f eqn="prod @7 21600 pixelHeight"/>
+                  <v:f eqn="sum @10 21600 0"/>
+                </v:formulas>
+                <v:path o:extrusionok="f" gradientshapeok="t" o:connecttype="rect"/>
+                <o:lock v:ext="edit" aspectratio="t"/>
+              </v:shapetype>
+              <v:shape id="_x0000_i11" o:spid="_x0000_s11" type="#_x0000_t75" style="width:467.75pt;height:263.07pt;mso-wrap-distance-left:0.00pt;mso-wrap-distance-top:0.00pt;mso-wrap-distance-right:0.00pt;mso-wrap-distance-bottom:0.00pt;z-index:1;" stroked="false">
+                <v:imagedata r:id="rId20" o:title=""/>
+                <o:lock v:ext="edit" rotation="t"/>
+              </v:shape>
+            </w:pict>
+          </mc:Fallback>
+        </mc:AlternateContent>
+      </w:r>
       <w:r/>
     </w:p>
     <w:p>
@@ -1262,7 +1641,6 @@
         <w:ind/>
         <w:rPr/>
       </w:pPr>
-      <w:r/>
       <w:r>
         <w:separator/>
       </w:r>
@@ -1277,7 +1655,6 @@
         <w:ind/>
         <w:rPr/>
       </w:pPr>
-      <w:r/>
       <w:r>
         <w:continuationSeparator/>
       </w:r>
@@ -1297,7 +1674,6 @@
         <w:ind/>
         <w:rPr/>
       </w:pPr>
-      <w:r/>
       <w:r>
         <w:separator/>
       </w:r>
@@ -1312,7 +1688,6 @@
         <w:ind/>
         <w:rPr/>
       </w:pPr>
-      <w:r/>
       <w:r>
         <w:continuationSeparator/>
       </w:r>
@@ -2013,9 +2388,9 @@
     <w:lsdException w:name="Bibliography" w:uiPriority="37"/>
     <w:lsdException w:name="TOC Heading" w:uiPriority="39" w:qFormat="1"/>
   </w:latentStyles>
-  <w:style w:type="table" w:styleId="12">
+  <w:style w:type="table" w:styleId="709">
     <w:name w:val="Table Grid"/>
-    <w:basedOn w:val="665"/>
+    <w:basedOn w:val="895"/>
     <w:uiPriority w:val="59"/>
     <w:pPr>
       <w:pBdr/>
@@ -2212,9 +2587,9 @@
       </w:tcPr>
     </w:tblStylePr>
   </w:style>
-  <w:style w:type="table" w:styleId="13">
+  <w:style w:type="table" w:styleId="710">
     <w:name w:val="Table Grid Light"/>
-    <w:basedOn w:val="665"/>
+    <w:basedOn w:val="895"/>
     <w:uiPriority w:val="59"/>
     <w:pPr>
       <w:pBdr/>
@@ -2411,9 +2786,9 @@
       </w:tcPr>
     </w:tblStylePr>
   </w:style>
-  <w:style w:type="table" w:styleId="14">
+  <w:style w:type="table" w:styleId="711">
     <w:name w:val="Plain Table 1"/>
-    <w:basedOn w:val="665"/>
+    <w:basedOn w:val="895"/>
     <w:uiPriority w:val="59"/>
     <w:pPr>
       <w:pBdr/>
@@ -2636,9 +3011,9 @@
       </w:tcPr>
     </w:tblStylePr>
   </w:style>
-  <w:style w:type="table" w:styleId="15">
+  <w:style w:type="table" w:styleId="712">
     <w:name w:val="Plain Table 2"/>
-    <w:basedOn w:val="665"/>
+    <w:basedOn w:val="895"/>
     <w:uiPriority w:val="59"/>
     <w:pPr>
       <w:pBdr/>
@@ -2869,9 +3244,9 @@
       </w:tcPr>
     </w:tblStylePr>
   </w:style>
-  <w:style w:type="table" w:styleId="16">
+  <w:style w:type="table" w:styleId="713">
     <w:name w:val="Plain Table 3"/>
-    <w:basedOn w:val="665"/>
+    <w:basedOn w:val="895"/>
     <w:uiPriority w:val="99"/>
     <w:pPr>
       <w:pBdr/>
@@ -3099,9 +3474,9 @@
       </w:tcPr>
     </w:tblStylePr>
   </w:style>
-  <w:style w:type="table" w:styleId="17">
+  <w:style w:type="table" w:styleId="714">
     <w:name w:val="Plain Table 4"/>
-    <w:basedOn w:val="665"/>
+    <w:basedOn w:val="895"/>
     <w:uiPriority w:val="99"/>
     <w:pPr>
       <w:pBdr/>
@@ -3315,9 +3690,9 @@
       </w:tcPr>
     </w:tblStylePr>
   </w:style>
-  <w:style w:type="table" w:styleId="18">
+  <w:style w:type="table" w:styleId="715">
     <w:name w:val="Plain Table 5"/>
-    <w:basedOn w:val="665"/>
+    <w:basedOn w:val="895"/>
     <w:uiPriority w:val="99"/>
     <w:pPr>
       <w:pBdr/>
@@ -3548,9 +3923,9 @@
       </w:tcPr>
     </w:tblStylePr>
   </w:style>
-  <w:style w:type="table" w:styleId="19">
+  <w:style w:type="table" w:styleId="716">
     <w:name w:val="Grid Table 1 Light"/>
-    <w:basedOn w:val="665"/>
+    <w:basedOn w:val="895"/>
     <w:uiPriority w:val="99"/>
     <w:pPr>
       <w:pBdr/>
@@ -3771,9 +4146,9 @@
       </w:tcPr>
     </w:tblStylePr>
   </w:style>
-  <w:style w:type="table" w:styleId="20">
+  <w:style w:type="table" w:styleId="717">
     <w:name w:val="Grid Table 1 Light - Accent 1"/>
-    <w:basedOn w:val="665"/>
+    <w:basedOn w:val="895"/>
     <w:uiPriority w:val="99"/>
     <w:pPr>
       <w:pBdr/>
@@ -3994,9 +4369,9 @@
       </w:tcPr>
     </w:tblStylePr>
   </w:style>
-  <w:style w:type="table" w:styleId="21">
+  <w:style w:type="table" w:styleId="718">
     <w:name w:val="Grid Table 1 Light - Accent 2"/>
-    <w:basedOn w:val="665"/>
+    <w:basedOn w:val="895"/>
     <w:uiPriority w:val="99"/>
     <w:pPr>
       <w:pBdr/>
@@ -4217,9 +4592,9 @@
       </w:tcPr>
     </w:tblStylePr>
   </w:style>
-  <w:style w:type="table" w:styleId="22">
+  <w:style w:type="table" w:styleId="719">
     <w:name w:val="Grid Table 1 Light - Accent 3"/>
-    <w:basedOn w:val="665"/>
+    <w:basedOn w:val="895"/>
     <w:uiPriority w:val="99"/>
     <w:pPr>
       <w:pBdr/>
@@ -4440,9 +4815,9 @@
       </w:tcPr>
     </w:tblStylePr>
   </w:style>
-  <w:style w:type="table" w:styleId="23">
+  <w:style w:type="table" w:styleId="720">
     <w:name w:val="Grid Table 1 Light - Accent 4"/>
-    <w:basedOn w:val="665"/>
+    <w:basedOn w:val="895"/>
     <w:uiPriority w:val="99"/>
     <w:pPr>
       <w:pBdr/>
@@ -4663,9 +5038,9 @@
       </w:tcPr>
     </w:tblStylePr>
   </w:style>
-  <w:style w:type="table" w:styleId="24">
+  <w:style w:type="table" w:styleId="721">
     <w:name w:val="Grid Table 1 Light - Accent 5"/>
-    <w:basedOn w:val="665"/>
+    <w:basedOn w:val="895"/>
     <w:uiPriority w:val="99"/>
     <w:pPr>
       <w:pBdr/>
@@ -4886,9 +5261,9 @@
       </w:tcPr>
     </w:tblStylePr>
   </w:style>
-  <w:style w:type="table" w:styleId="25">
+  <w:style w:type="table" w:styleId="722">
     <w:name w:val="Grid Table 1 Light - Accent 6"/>
-    <w:basedOn w:val="665"/>
+    <w:basedOn w:val="895"/>
     <w:uiPriority w:val="99"/>
     <w:pPr>
       <w:pBdr/>
@@ -5109,9 +5484,9 @@
       </w:tcPr>
     </w:tblStylePr>
   </w:style>
-  <w:style w:type="table" w:styleId="26">
+  <w:style w:type="table" w:styleId="723">
     <w:name w:val="Grid Table 2"/>
-    <w:basedOn w:val="665"/>
+    <w:basedOn w:val="895"/>
     <w:uiPriority w:val="99"/>
     <w:pPr>
       <w:pBdr/>
@@ -5341,9 +5716,9 @@
       </w:tcPr>
     </w:tblStylePr>
   </w:style>
-  <w:style w:type="table" w:styleId="27">
+  <w:style w:type="table" w:styleId="724">
     <w:name w:val="Grid Table 2 - Accent 1"/>
-    <w:basedOn w:val="665"/>
+    <w:basedOn w:val="895"/>
     <w:uiPriority w:val="99"/>
     <w:pPr>
       <w:pBdr/>
@@ -5573,9 +5948,9 @@
       </w:tcPr>
     </w:tblStylePr>
   </w:style>
-  <w:style w:type="table" w:styleId="28">
+  <w:style w:type="table" w:styleId="725">
     <w:name w:val="Grid Table 2 - Accent 2"/>
-    <w:basedOn w:val="665"/>
+    <w:basedOn w:val="895"/>
     <w:uiPriority w:val="99"/>
     <w:pPr>
       <w:pBdr/>
@@ -5805,9 +6180,9 @@
       </w:tcPr>
     </w:tblStylePr>
   </w:style>
-  <w:style w:type="table" w:styleId="29">
+  <w:style w:type="table" w:styleId="726">
     <w:name w:val="Grid Table 2 - Accent 3"/>
-    <w:basedOn w:val="665"/>
+    <w:basedOn w:val="895"/>
     <w:uiPriority w:val="99"/>
     <w:pPr>
       <w:pBdr/>
@@ -6037,9 +6412,9 @@
       </w:tcPr>
     </w:tblStylePr>
   </w:style>
-  <w:style w:type="table" w:styleId="30">
+  <w:style w:type="table" w:styleId="727">
     <w:name w:val="Grid Table 2 - Accent 4"/>
-    <w:basedOn w:val="665"/>
+    <w:basedOn w:val="895"/>
     <w:uiPriority w:val="99"/>
     <w:pPr>
       <w:pBdr/>
@@ -6269,9 +6644,9 @@
       </w:tcPr>
     </w:tblStylePr>
   </w:style>
-  <w:style w:type="table" w:styleId="31">
+  <w:style w:type="table" w:styleId="728">
     <w:name w:val="Grid Table 2 - Accent 5"/>
-    <w:basedOn w:val="665"/>
+    <w:basedOn w:val="895"/>
     <w:uiPriority w:val="99"/>
     <w:pPr>
       <w:pBdr/>
@@ -6501,9 +6876,9 @@
       </w:tcPr>
     </w:tblStylePr>
   </w:style>
-  <w:style w:type="table" w:styleId="32">
+  <w:style w:type="table" w:styleId="729">
     <w:name w:val="Grid Table 2 - Accent 6"/>
-    <w:basedOn w:val="665"/>
+    <w:basedOn w:val="895"/>
     <w:uiPriority w:val="99"/>
     <w:pPr>
       <w:pBdr/>
@@ -6733,9 +7108,9 @@
       </w:tcPr>
     </w:tblStylePr>
   </w:style>
-  <w:style w:type="table" w:styleId="33">
+  <w:style w:type="table" w:styleId="730">
     <w:name w:val="Grid Table 3"/>
-    <w:basedOn w:val="665"/>
+    <w:basedOn w:val="895"/>
     <w:uiPriority w:val="99"/>
     <w:pPr>
       <w:pBdr/>
@@ -6834,29 +7209,6 @@
         <w:tblBorders/>
       </w:tblPr>
       <w:tcPr>
-        <w:shd w:color="ffffff"/>
-        <w:tcBorders>
-          <w:top w:val="none" w:color="000000" w:sz="4" w:space="0"/>
-          <w:left w:val="none" w:color="000000" w:sz="4" w:space="0"/>
-          <w:bottom w:val="none" w:color="000000" w:sz="4" w:space="0"/>
-          <w:right w:val="none" w:color="000000" w:sz="4" w:space="0"/>
-        </w:tcBorders>
-      </w:tcPr>
-    </w:tblStylePr>
-    <w:tblStylePr w:type="firstRow">
-      <w:rPr>
-        <w:b/>
-        <w:color w:val="404040"/>
-      </w:rPr>
-      <w:pPr>
-        <w:pBdr/>
-        <w:spacing/>
-        <w:ind/>
-      </w:pPr>
-      <w:tblPr>
-        <w:tblBorders/>
-      </w:tblPr>
-      <w:tcPr>
         <w:shd w:val="clear" w:color="ffffff"/>
         <w:tcBorders>
           <w:top w:val="none" w:color="000000" w:sz="4" w:space="0"/>
@@ -6866,30 +7218,7 @@
         </w:tcBorders>
       </w:tcPr>
     </w:tblStylePr>
-    <w:tblStylePr w:type="lastCol">
-      <w:rPr>
-        <w:i/>
-        <w:color w:val="404040"/>
-      </w:rPr>
-      <w:pPr>
-        <w:pBdr/>
-        <w:spacing/>
-        <w:ind/>
-      </w:pPr>
-      <w:tblPr>
-        <w:tblBorders/>
-      </w:tblPr>
-      <w:tcPr>
-        <w:shd w:color="ffffff"/>
-        <w:tcBorders>
-          <w:top w:val="none" w:color="000000" w:sz="4" w:space="0"/>
-          <w:left w:val="none" w:color="000000" w:sz="4" w:space="0"/>
-          <w:bottom w:val="none" w:color="000000" w:sz="4" w:space="0"/>
-          <w:right w:val="none" w:color="000000" w:sz="4" w:space="0"/>
-        </w:tcBorders>
-      </w:tcPr>
-    </w:tblStylePr>
-    <w:tblStylePr w:type="lastRow">
+    <w:tblStylePr w:type="firstRow">
       <w:rPr>
         <w:b/>
         <w:color w:val="404040"/>
@@ -6912,6 +7241,52 @@
         </w:tcBorders>
       </w:tcPr>
     </w:tblStylePr>
+    <w:tblStylePr w:type="lastCol">
+      <w:rPr>
+        <w:i/>
+        <w:color w:val="404040"/>
+      </w:rPr>
+      <w:pPr>
+        <w:pBdr/>
+        <w:spacing/>
+        <w:ind/>
+      </w:pPr>
+      <w:tblPr>
+        <w:tblBorders/>
+      </w:tblPr>
+      <w:tcPr>
+        <w:shd w:val="clear" w:color="ffffff"/>
+        <w:tcBorders>
+          <w:top w:val="none" w:color="000000" w:sz="4" w:space="0"/>
+          <w:left w:val="none" w:color="000000" w:sz="4" w:space="0"/>
+          <w:bottom w:val="none" w:color="000000" w:sz="4" w:space="0"/>
+          <w:right w:val="none" w:color="000000" w:sz="4" w:space="0"/>
+        </w:tcBorders>
+      </w:tcPr>
+    </w:tblStylePr>
+    <w:tblStylePr w:type="lastRow">
+      <w:rPr>
+        <w:b/>
+        <w:color w:val="404040"/>
+      </w:rPr>
+      <w:pPr>
+        <w:pBdr/>
+        <w:spacing/>
+        <w:ind/>
+      </w:pPr>
+      <w:tblPr>
+        <w:tblBorders/>
+      </w:tblPr>
+      <w:tcPr>
+        <w:shd w:val="clear" w:color="ffffff"/>
+        <w:tcBorders>
+          <w:top w:val="none" w:color="000000" w:sz="4" w:space="0"/>
+          <w:left w:val="none" w:color="000000" w:sz="4" w:space="0"/>
+          <w:bottom w:val="none" w:color="000000" w:sz="4" w:space="0"/>
+          <w:right w:val="none" w:color="000000" w:sz="4" w:space="0"/>
+        </w:tcBorders>
+      </w:tcPr>
+    </w:tblStylePr>
     <w:tblStylePr w:type="nwCell">
       <w:pPr>
         <w:pBdr/>
@@ -6978,9 +7353,9 @@
       </w:tcPr>
     </w:tblStylePr>
   </w:style>
-  <w:style w:type="table" w:styleId="34">
+  <w:style w:type="table" w:styleId="731">
     <w:name w:val="Grid Table 3 - Accent 1"/>
-    <w:basedOn w:val="665"/>
+    <w:basedOn w:val="895"/>
     <w:uiPriority w:val="99"/>
     <w:pPr>
       <w:pBdr/>
@@ -7079,29 +7454,6 @@
         <w:tblBorders/>
       </w:tblPr>
       <w:tcPr>
-        <w:shd w:color="ffffff"/>
-        <w:tcBorders>
-          <w:top w:val="none" w:color="000000" w:sz="4" w:space="0"/>
-          <w:left w:val="none" w:color="000000" w:sz="4" w:space="0"/>
-          <w:bottom w:val="none" w:color="000000" w:sz="4" w:space="0"/>
-          <w:right w:val="none" w:color="000000" w:sz="4" w:space="0"/>
-        </w:tcBorders>
-      </w:tcPr>
-    </w:tblStylePr>
-    <w:tblStylePr w:type="firstRow">
-      <w:rPr>
-        <w:b/>
-        <w:color w:val="404040"/>
-      </w:rPr>
-      <w:pPr>
-        <w:pBdr/>
-        <w:spacing/>
-        <w:ind/>
-      </w:pPr>
-      <w:tblPr>
-        <w:tblBorders/>
-      </w:tblPr>
-      <w:tcPr>
         <w:shd w:val="clear" w:color="ffffff"/>
         <w:tcBorders>
           <w:top w:val="none" w:color="000000" w:sz="4" w:space="0"/>
@@ -7111,30 +7463,7 @@
         </w:tcBorders>
       </w:tcPr>
     </w:tblStylePr>
-    <w:tblStylePr w:type="lastCol">
-      <w:rPr>
-        <w:i/>
-        <w:color w:val="404040"/>
-      </w:rPr>
-      <w:pPr>
-        <w:pBdr/>
-        <w:spacing/>
-        <w:ind/>
-      </w:pPr>
-      <w:tblPr>
-        <w:tblBorders/>
-      </w:tblPr>
-      <w:tcPr>
-        <w:shd w:color="ffffff"/>
-        <w:tcBorders>
-          <w:top w:val="none" w:color="000000" w:sz="4" w:space="0"/>
-          <w:left w:val="none" w:color="000000" w:sz="4" w:space="0"/>
-          <w:bottom w:val="none" w:color="000000" w:sz="4" w:space="0"/>
-          <w:right w:val="none" w:color="000000" w:sz="4" w:space="0"/>
-        </w:tcBorders>
-      </w:tcPr>
-    </w:tblStylePr>
-    <w:tblStylePr w:type="lastRow">
+    <w:tblStylePr w:type="firstRow">
       <w:rPr>
         <w:b/>
         <w:color w:val="404040"/>
@@ -7157,6 +7486,52 @@
         </w:tcBorders>
       </w:tcPr>
     </w:tblStylePr>
+    <w:tblStylePr w:type="lastCol">
+      <w:rPr>
+        <w:i/>
+        <w:color w:val="404040"/>
+      </w:rPr>
+      <w:pPr>
+        <w:pBdr/>
+        <w:spacing/>
+        <w:ind/>
+      </w:pPr>
+      <w:tblPr>
+        <w:tblBorders/>
+      </w:tblPr>
+      <w:tcPr>
+        <w:shd w:val="clear" w:color="ffffff"/>
+        <w:tcBorders>
+          <w:top w:val="none" w:color="000000" w:sz="4" w:space="0"/>
+          <w:left w:val="none" w:color="000000" w:sz="4" w:space="0"/>
+          <w:bottom w:val="none" w:color="000000" w:sz="4" w:space="0"/>
+          <w:right w:val="none" w:color="000000" w:sz="4" w:space="0"/>
+        </w:tcBorders>
+      </w:tcPr>
+    </w:tblStylePr>
+    <w:tblStylePr w:type="lastRow">
+      <w:rPr>
+        <w:b/>
+        <w:color w:val="404040"/>
+      </w:rPr>
+      <w:pPr>
+        <w:pBdr/>
+        <w:spacing/>
+        <w:ind/>
+      </w:pPr>
+      <w:tblPr>
+        <w:tblBorders/>
+      </w:tblPr>
+      <w:tcPr>
+        <w:shd w:val="clear" w:color="ffffff"/>
+        <w:tcBorders>
+          <w:top w:val="none" w:color="000000" w:sz="4" w:space="0"/>
+          <w:left w:val="none" w:color="000000" w:sz="4" w:space="0"/>
+          <w:bottom w:val="none" w:color="000000" w:sz="4" w:space="0"/>
+          <w:right w:val="none" w:color="000000" w:sz="4" w:space="0"/>
+        </w:tcBorders>
+      </w:tcPr>
+    </w:tblStylePr>
     <w:tblStylePr w:type="nwCell">
       <w:pPr>
         <w:pBdr/>
@@ -7223,9 +7598,9 @@
       </w:tcPr>
     </w:tblStylePr>
   </w:style>
-  <w:style w:type="table" w:styleId="35">
+  <w:style w:type="table" w:styleId="732">
     <w:name w:val="Grid Table 3 - Accent 2"/>
-    <w:basedOn w:val="665"/>
+    <w:basedOn w:val="895"/>
     <w:uiPriority w:val="99"/>
     <w:pPr>
       <w:pBdr/>
@@ -7324,29 +7699,6 @@
         <w:tblBorders/>
       </w:tblPr>
       <w:tcPr>
-        <w:shd w:color="ffffff"/>
-        <w:tcBorders>
-          <w:top w:val="none" w:color="000000" w:sz="4" w:space="0"/>
-          <w:left w:val="none" w:color="000000" w:sz="4" w:space="0"/>
-          <w:bottom w:val="none" w:color="000000" w:sz="4" w:space="0"/>
-          <w:right w:val="none" w:color="000000" w:sz="4" w:space="0"/>
-        </w:tcBorders>
-      </w:tcPr>
-    </w:tblStylePr>
-    <w:tblStylePr w:type="firstRow">
-      <w:rPr>
-        <w:b/>
-        <w:color w:val="404040"/>
-      </w:rPr>
-      <w:pPr>
-        <w:pBdr/>
-        <w:spacing/>
-        <w:ind/>
-      </w:pPr>
-      <w:tblPr>
-        <w:tblBorders/>
-      </w:tblPr>
-      <w:tcPr>
         <w:shd w:val="clear" w:color="ffffff"/>
         <w:tcBorders>
           <w:top w:val="none" w:color="000000" w:sz="4" w:space="0"/>
@@ -7356,30 +7708,7 @@
         </w:tcBorders>
       </w:tcPr>
     </w:tblStylePr>
-    <w:tblStylePr w:type="lastCol">
-      <w:rPr>
-        <w:i/>
-        <w:color w:val="404040"/>
-      </w:rPr>
-      <w:pPr>
-        <w:pBdr/>
-        <w:spacing/>
-        <w:ind/>
-      </w:pPr>
-      <w:tblPr>
-        <w:tblBorders/>
-      </w:tblPr>
-      <w:tcPr>
-        <w:shd w:color="ffffff"/>
-        <w:tcBorders>
-          <w:top w:val="none" w:color="000000" w:sz="4" w:space="0"/>
-          <w:left w:val="none" w:color="000000" w:sz="4" w:space="0"/>
-          <w:bottom w:val="none" w:color="000000" w:sz="4" w:space="0"/>
-          <w:right w:val="none" w:color="000000" w:sz="4" w:space="0"/>
-        </w:tcBorders>
-      </w:tcPr>
-    </w:tblStylePr>
-    <w:tblStylePr w:type="lastRow">
+    <w:tblStylePr w:type="firstRow">
       <w:rPr>
         <w:b/>
         <w:color w:val="404040"/>
@@ -7402,6 +7731,52 @@
         </w:tcBorders>
       </w:tcPr>
     </w:tblStylePr>
+    <w:tblStylePr w:type="lastCol">
+      <w:rPr>
+        <w:i/>
+        <w:color w:val="404040"/>
+      </w:rPr>
+      <w:pPr>
+        <w:pBdr/>
+        <w:spacing/>
+        <w:ind/>
+      </w:pPr>
+      <w:tblPr>
+        <w:tblBorders/>
+      </w:tblPr>
+      <w:tcPr>
+        <w:shd w:val="clear" w:color="ffffff"/>
+        <w:tcBorders>
+          <w:top w:val="none" w:color="000000" w:sz="4" w:space="0"/>
+          <w:left w:val="none" w:color="000000" w:sz="4" w:space="0"/>
+          <w:bottom w:val="none" w:color="000000" w:sz="4" w:space="0"/>
+          <w:right w:val="none" w:color="000000" w:sz="4" w:space="0"/>
+        </w:tcBorders>
+      </w:tcPr>
+    </w:tblStylePr>
+    <w:tblStylePr w:type="lastRow">
+      <w:rPr>
+        <w:b/>
+        <w:color w:val="404040"/>
+      </w:rPr>
+      <w:pPr>
+        <w:pBdr/>
+        <w:spacing/>
+        <w:ind/>
+      </w:pPr>
+      <w:tblPr>
+        <w:tblBorders/>
+      </w:tblPr>
+      <w:tcPr>
+        <w:shd w:val="clear" w:color="ffffff"/>
+        <w:tcBorders>
+          <w:top w:val="none" w:color="000000" w:sz="4" w:space="0"/>
+          <w:left w:val="none" w:color="000000" w:sz="4" w:space="0"/>
+          <w:bottom w:val="none" w:color="000000" w:sz="4" w:space="0"/>
+          <w:right w:val="none" w:color="000000" w:sz="4" w:space="0"/>
+        </w:tcBorders>
+      </w:tcPr>
+    </w:tblStylePr>
     <w:tblStylePr w:type="nwCell">
       <w:pPr>
         <w:pBdr/>
@@ -7468,9 +7843,9 @@
       </w:tcPr>
     </w:tblStylePr>
   </w:style>
-  <w:style w:type="table" w:styleId="36">
+  <w:style w:type="table" w:styleId="733">
     <w:name w:val="Grid Table 3 - Accent 3"/>
-    <w:basedOn w:val="665"/>
+    <w:basedOn w:val="895"/>
     <w:uiPriority w:val="99"/>
     <w:pPr>
       <w:pBdr/>
@@ -7569,29 +7944,6 @@
         <w:tblBorders/>
       </w:tblPr>
       <w:tcPr>
-        <w:shd w:color="ffffff"/>
-        <w:tcBorders>
-          <w:top w:val="none" w:color="000000" w:sz="4" w:space="0"/>
-          <w:left w:val="none" w:color="000000" w:sz="4" w:space="0"/>
-          <w:bottom w:val="none" w:color="000000" w:sz="4" w:space="0"/>
-          <w:right w:val="none" w:color="000000" w:sz="4" w:space="0"/>
-        </w:tcBorders>
-      </w:tcPr>
-    </w:tblStylePr>
-    <w:tblStylePr w:type="firstRow">
-      <w:rPr>
-        <w:b/>
-        <w:color w:val="404040"/>
-      </w:rPr>
-      <w:pPr>
-        <w:pBdr/>
-        <w:spacing/>
-        <w:ind/>
-      </w:pPr>
-      <w:tblPr>
-        <w:tblBorders/>
-      </w:tblPr>
-      <w:tcPr>
         <w:shd w:val="clear" w:color="ffffff"/>
         <w:tcBorders>
           <w:top w:val="none" w:color="000000" w:sz="4" w:space="0"/>
@@ -7601,30 +7953,7 @@
         </w:tcBorders>
       </w:tcPr>
     </w:tblStylePr>
-    <w:tblStylePr w:type="lastCol">
-      <w:rPr>
-        <w:i/>
-        <w:color w:val="404040"/>
-      </w:rPr>
-      <w:pPr>
-        <w:pBdr/>
-        <w:spacing/>
-        <w:ind/>
-      </w:pPr>
-      <w:tblPr>
-        <w:tblBorders/>
-      </w:tblPr>
-      <w:tcPr>
-        <w:shd w:color="ffffff"/>
-        <w:tcBorders>
-          <w:top w:val="none" w:color="000000" w:sz="4" w:space="0"/>
-          <w:left w:val="none" w:color="000000" w:sz="4" w:space="0"/>
-          <w:bottom w:val="none" w:color="000000" w:sz="4" w:space="0"/>
-          <w:right w:val="none" w:color="000000" w:sz="4" w:space="0"/>
-        </w:tcBorders>
-      </w:tcPr>
-    </w:tblStylePr>
-    <w:tblStylePr w:type="lastRow">
+    <w:tblStylePr w:type="firstRow">
       <w:rPr>
         <w:b/>
         <w:color w:val="404040"/>
@@ -7647,6 +7976,52 @@
         </w:tcBorders>
       </w:tcPr>
     </w:tblStylePr>
+    <w:tblStylePr w:type="lastCol">
+      <w:rPr>
+        <w:i/>
+        <w:color w:val="404040"/>
+      </w:rPr>
+      <w:pPr>
+        <w:pBdr/>
+        <w:spacing/>
+        <w:ind/>
+      </w:pPr>
+      <w:tblPr>
+        <w:tblBorders/>
+      </w:tblPr>
+      <w:tcPr>
+        <w:shd w:val="clear" w:color="ffffff"/>
+        <w:tcBorders>
+          <w:top w:val="none" w:color="000000" w:sz="4" w:space="0"/>
+          <w:left w:val="none" w:color="000000" w:sz="4" w:space="0"/>
+          <w:bottom w:val="none" w:color="000000" w:sz="4" w:space="0"/>
+          <w:right w:val="none" w:color="000000" w:sz="4" w:space="0"/>
+        </w:tcBorders>
+      </w:tcPr>
+    </w:tblStylePr>
+    <w:tblStylePr w:type="lastRow">
+      <w:rPr>
+        <w:b/>
+        <w:color w:val="404040"/>
+      </w:rPr>
+      <w:pPr>
+        <w:pBdr/>
+        <w:spacing/>
+        <w:ind/>
+      </w:pPr>
+      <w:tblPr>
+        <w:tblBorders/>
+      </w:tblPr>
+      <w:tcPr>
+        <w:shd w:val="clear" w:color="ffffff"/>
+        <w:tcBorders>
+          <w:top w:val="none" w:color="000000" w:sz="4" w:space="0"/>
+          <w:left w:val="none" w:color="000000" w:sz="4" w:space="0"/>
+          <w:bottom w:val="none" w:color="000000" w:sz="4" w:space="0"/>
+          <w:right w:val="none" w:color="000000" w:sz="4" w:space="0"/>
+        </w:tcBorders>
+      </w:tcPr>
+    </w:tblStylePr>
     <w:tblStylePr w:type="nwCell">
       <w:pPr>
         <w:pBdr/>
@@ -7713,9 +8088,9 @@
       </w:tcPr>
     </w:tblStylePr>
   </w:style>
-  <w:style w:type="table" w:styleId="37">
+  <w:style w:type="table" w:styleId="734">
     <w:name w:val="Grid Table 3 - Accent 4"/>
-    <w:basedOn w:val="665"/>
+    <w:basedOn w:val="895"/>
     <w:uiPriority w:val="99"/>
     <w:pPr>
       <w:pBdr/>
@@ -7814,29 +8189,6 @@
         <w:tblBorders/>
       </w:tblPr>
       <w:tcPr>
-        <w:shd w:color="ffffff"/>
-        <w:tcBorders>
-          <w:top w:val="none" w:color="000000" w:sz="4" w:space="0"/>
-          <w:left w:val="none" w:color="000000" w:sz="4" w:space="0"/>
-          <w:bottom w:val="none" w:color="000000" w:sz="4" w:space="0"/>
-          <w:right w:val="none" w:color="000000" w:sz="4" w:space="0"/>
-        </w:tcBorders>
-      </w:tcPr>
-    </w:tblStylePr>
-    <w:tblStylePr w:type="firstRow">
-      <w:rPr>
-        <w:b/>
-        <w:color w:val="404040"/>
-      </w:rPr>
-      <w:pPr>
-        <w:pBdr/>
-        <w:spacing/>
-        <w:ind/>
-      </w:pPr>
-      <w:tblPr>
-        <w:tblBorders/>
-      </w:tblPr>
-      <w:tcPr>
         <w:shd w:val="clear" w:color="ffffff"/>
         <w:tcBorders>
           <w:top w:val="none" w:color="000000" w:sz="4" w:space="0"/>
@@ -7846,30 +8198,7 @@
         </w:tcBorders>
       </w:tcPr>
     </w:tblStylePr>
-    <w:tblStylePr w:type="lastCol">
-      <w:rPr>
-        <w:i/>
-        <w:color w:val="404040"/>
-      </w:rPr>
-      <w:pPr>
-        <w:pBdr/>
-        <w:spacing/>
-        <w:ind/>
-      </w:pPr>
-      <w:tblPr>
-        <w:tblBorders/>
-      </w:tblPr>
-      <w:tcPr>
-        <w:shd w:color="ffffff"/>
-        <w:tcBorders>
-          <w:top w:val="none" w:color="000000" w:sz="4" w:space="0"/>
-          <w:left w:val="none" w:color="000000" w:sz="4" w:space="0"/>
-          <w:bottom w:val="none" w:color="000000" w:sz="4" w:space="0"/>
-          <w:right w:val="none" w:color="000000" w:sz="4" w:space="0"/>
-        </w:tcBorders>
-      </w:tcPr>
-    </w:tblStylePr>
-    <w:tblStylePr w:type="lastRow">
+    <w:tblStylePr w:type="firstRow">
       <w:rPr>
         <w:b/>
         <w:color w:val="404040"/>
@@ -7892,6 +8221,52 @@
         </w:tcBorders>
       </w:tcPr>
     </w:tblStylePr>
+    <w:tblStylePr w:type="lastCol">
+      <w:rPr>
+        <w:i/>
+        <w:color w:val="404040"/>
+      </w:rPr>
+      <w:pPr>
+        <w:pBdr/>
+        <w:spacing/>
+        <w:ind/>
+      </w:pPr>
+      <w:tblPr>
+        <w:tblBorders/>
+      </w:tblPr>
+      <w:tcPr>
+        <w:shd w:val="clear" w:color="ffffff"/>
+        <w:tcBorders>
+          <w:top w:val="none" w:color="000000" w:sz="4" w:space="0"/>
+          <w:left w:val="none" w:color="000000" w:sz="4" w:space="0"/>
+          <w:bottom w:val="none" w:color="000000" w:sz="4" w:space="0"/>
+          <w:right w:val="none" w:color="000000" w:sz="4" w:space="0"/>
+        </w:tcBorders>
+      </w:tcPr>
+    </w:tblStylePr>
+    <w:tblStylePr w:type="lastRow">
+      <w:rPr>
+        <w:b/>
+        <w:color w:val="404040"/>
+      </w:rPr>
+      <w:pPr>
+        <w:pBdr/>
+        <w:spacing/>
+        <w:ind/>
+      </w:pPr>
+      <w:tblPr>
+        <w:tblBorders/>
+      </w:tblPr>
+      <w:tcPr>
+        <w:shd w:val="clear" w:color="ffffff"/>
+        <w:tcBorders>
+          <w:top w:val="none" w:color="000000" w:sz="4" w:space="0"/>
+          <w:left w:val="none" w:color="000000" w:sz="4" w:space="0"/>
+          <w:bottom w:val="none" w:color="000000" w:sz="4" w:space="0"/>
+          <w:right w:val="none" w:color="000000" w:sz="4" w:space="0"/>
+        </w:tcBorders>
+      </w:tcPr>
+    </w:tblStylePr>
     <w:tblStylePr w:type="nwCell">
       <w:pPr>
         <w:pBdr/>
@@ -7958,9 +8333,9 @@
       </w:tcPr>
     </w:tblStylePr>
   </w:style>
-  <w:style w:type="table" w:styleId="38">
+  <w:style w:type="table" w:styleId="735">
     <w:name w:val="Grid Table 3 - Accent 5"/>
-    <w:basedOn w:val="665"/>
+    <w:basedOn w:val="895"/>
     <w:uiPriority w:val="99"/>
     <w:pPr>
       <w:pBdr/>
@@ -8059,29 +8434,6 @@
         <w:tblBorders/>
       </w:tblPr>
       <w:tcPr>
-        <w:shd w:color="ffffff"/>
-        <w:tcBorders>
-          <w:top w:val="none" w:color="000000" w:sz="4" w:space="0"/>
-          <w:left w:val="none" w:color="000000" w:sz="4" w:space="0"/>
-          <w:bottom w:val="none" w:color="000000" w:sz="4" w:space="0"/>
-          <w:right w:val="none" w:color="000000" w:sz="4" w:space="0"/>
-        </w:tcBorders>
-      </w:tcPr>
-    </w:tblStylePr>
-    <w:tblStylePr w:type="firstRow">
-      <w:rPr>
-        <w:b/>
-        <w:color w:val="404040"/>
-      </w:rPr>
-      <w:pPr>
-        <w:pBdr/>
-        <w:spacing/>
-        <w:ind/>
-      </w:pPr>
-      <w:tblPr>
-        <w:tblBorders/>
-      </w:tblPr>
-      <w:tcPr>
         <w:shd w:val="clear" w:color="ffffff"/>
         <w:tcBorders>
           <w:top w:val="none" w:color="000000" w:sz="4" w:space="0"/>
@@ -8091,30 +8443,7 @@
         </w:tcBorders>
       </w:tcPr>
     </w:tblStylePr>
-    <w:tblStylePr w:type="lastCol">
-      <w:rPr>
-        <w:i/>
-        <w:color w:val="404040"/>
-      </w:rPr>
-      <w:pPr>
-        <w:pBdr/>
-        <w:spacing/>
-        <w:ind/>
-      </w:pPr>
-      <w:tblPr>
-        <w:tblBorders/>
-      </w:tblPr>
-      <w:tcPr>
-        <w:shd w:color="ffffff"/>
-        <w:tcBorders>
-          <w:top w:val="none" w:color="000000" w:sz="4" w:space="0"/>
-          <w:left w:val="none" w:color="000000" w:sz="4" w:space="0"/>
-          <w:bottom w:val="none" w:color="000000" w:sz="4" w:space="0"/>
-          <w:right w:val="none" w:color="000000" w:sz="4" w:space="0"/>
-        </w:tcBorders>
-      </w:tcPr>
-    </w:tblStylePr>
-    <w:tblStylePr w:type="lastRow">
+    <w:tblStylePr w:type="firstRow">
       <w:rPr>
         <w:b/>
         <w:color w:val="404040"/>
@@ -8137,6 +8466,52 @@
         </w:tcBorders>
       </w:tcPr>
     </w:tblStylePr>
+    <w:tblStylePr w:type="lastCol">
+      <w:rPr>
+        <w:i/>
+        <w:color w:val="404040"/>
+      </w:rPr>
+      <w:pPr>
+        <w:pBdr/>
+        <w:spacing/>
+        <w:ind/>
+      </w:pPr>
+      <w:tblPr>
+        <w:tblBorders/>
+      </w:tblPr>
+      <w:tcPr>
+        <w:shd w:val="clear" w:color="ffffff"/>
+        <w:tcBorders>
+          <w:top w:val="none" w:color="000000" w:sz="4" w:space="0"/>
+          <w:left w:val="none" w:color="000000" w:sz="4" w:space="0"/>
+          <w:bottom w:val="none" w:color="000000" w:sz="4" w:space="0"/>
+          <w:right w:val="none" w:color="000000" w:sz="4" w:space="0"/>
+        </w:tcBorders>
+      </w:tcPr>
+    </w:tblStylePr>
+    <w:tblStylePr w:type="lastRow">
+      <w:rPr>
+        <w:b/>
+        <w:color w:val="404040"/>
+      </w:rPr>
+      <w:pPr>
+        <w:pBdr/>
+        <w:spacing/>
+        <w:ind/>
+      </w:pPr>
+      <w:tblPr>
+        <w:tblBorders/>
+      </w:tblPr>
+      <w:tcPr>
+        <w:shd w:val="clear" w:color="ffffff"/>
+        <w:tcBorders>
+          <w:top w:val="none" w:color="000000" w:sz="4" w:space="0"/>
+          <w:left w:val="none" w:color="000000" w:sz="4" w:space="0"/>
+          <w:bottom w:val="none" w:color="000000" w:sz="4" w:space="0"/>
+          <w:right w:val="none" w:color="000000" w:sz="4" w:space="0"/>
+        </w:tcBorders>
+      </w:tcPr>
+    </w:tblStylePr>
     <w:tblStylePr w:type="nwCell">
       <w:pPr>
         <w:pBdr/>
@@ -8203,9 +8578,9 @@
       </w:tcPr>
     </w:tblStylePr>
   </w:style>
-  <w:style w:type="table" w:styleId="39">
+  <w:style w:type="table" w:styleId="736">
     <w:name w:val="Grid Table 3 - Accent 6"/>
-    <w:basedOn w:val="665"/>
+    <w:basedOn w:val="895"/>
     <w:uiPriority w:val="99"/>
     <w:pPr>
       <w:pBdr/>
@@ -8304,29 +8679,6 @@
         <w:tblBorders/>
       </w:tblPr>
       <w:tcPr>
-        <w:shd w:color="ffffff"/>
-        <w:tcBorders>
-          <w:top w:val="none" w:color="000000" w:sz="4" w:space="0"/>
-          <w:left w:val="none" w:color="000000" w:sz="4" w:space="0"/>
-          <w:bottom w:val="none" w:color="000000" w:sz="4" w:space="0"/>
-          <w:right w:val="none" w:color="000000" w:sz="4" w:space="0"/>
-        </w:tcBorders>
-      </w:tcPr>
-    </w:tblStylePr>
-    <w:tblStylePr w:type="firstRow">
-      <w:rPr>
-        <w:b/>
-        <w:color w:val="404040"/>
-      </w:rPr>
-      <w:pPr>
-        <w:pBdr/>
-        <w:spacing/>
-        <w:ind/>
-      </w:pPr>
-      <w:tblPr>
-        <w:tblBorders/>
-      </w:tblPr>
-      <w:tcPr>
         <w:shd w:val="clear" w:color="ffffff"/>
         <w:tcBorders>
           <w:top w:val="none" w:color="000000" w:sz="4" w:space="0"/>
@@ -8336,30 +8688,7 @@
         </w:tcBorders>
       </w:tcPr>
     </w:tblStylePr>
-    <w:tblStylePr w:type="lastCol">
-      <w:rPr>
-        <w:i/>
-        <w:color w:val="404040"/>
-      </w:rPr>
-      <w:pPr>
-        <w:pBdr/>
-        <w:spacing/>
-        <w:ind/>
-      </w:pPr>
-      <w:tblPr>
-        <w:tblBorders/>
-      </w:tblPr>
-      <w:tcPr>
-        <w:shd w:color="ffffff"/>
-        <w:tcBorders>
-          <w:top w:val="none" w:color="000000" w:sz="4" w:space="0"/>
-          <w:left w:val="none" w:color="000000" w:sz="4" w:space="0"/>
-          <w:bottom w:val="none" w:color="000000" w:sz="4" w:space="0"/>
-          <w:right w:val="none" w:color="000000" w:sz="4" w:space="0"/>
-        </w:tcBorders>
-      </w:tcPr>
-    </w:tblStylePr>
-    <w:tblStylePr w:type="lastRow">
+    <w:tblStylePr w:type="firstRow">
       <w:rPr>
         <w:b/>
         <w:color w:val="404040"/>
@@ -8382,6 +8711,52 @@
         </w:tcBorders>
       </w:tcPr>
     </w:tblStylePr>
+    <w:tblStylePr w:type="lastCol">
+      <w:rPr>
+        <w:i/>
+        <w:color w:val="404040"/>
+      </w:rPr>
+      <w:pPr>
+        <w:pBdr/>
+        <w:spacing/>
+        <w:ind/>
+      </w:pPr>
+      <w:tblPr>
+        <w:tblBorders/>
+      </w:tblPr>
+      <w:tcPr>
+        <w:shd w:val="clear" w:color="ffffff"/>
+        <w:tcBorders>
+          <w:top w:val="none" w:color="000000" w:sz="4" w:space="0"/>
+          <w:left w:val="none" w:color="000000" w:sz="4" w:space="0"/>
+          <w:bottom w:val="none" w:color="000000" w:sz="4" w:space="0"/>
+          <w:right w:val="none" w:color="000000" w:sz="4" w:space="0"/>
+        </w:tcBorders>
+      </w:tcPr>
+    </w:tblStylePr>
+    <w:tblStylePr w:type="lastRow">
+      <w:rPr>
+        <w:b/>
+        <w:color w:val="404040"/>
+      </w:rPr>
+      <w:pPr>
+        <w:pBdr/>
+        <w:spacing/>
+        <w:ind/>
+      </w:pPr>
+      <w:tblPr>
+        <w:tblBorders/>
+      </w:tblPr>
+      <w:tcPr>
+        <w:shd w:val="clear" w:color="ffffff"/>
+        <w:tcBorders>
+          <w:top w:val="none" w:color="000000" w:sz="4" w:space="0"/>
+          <w:left w:val="none" w:color="000000" w:sz="4" w:space="0"/>
+          <w:bottom w:val="none" w:color="000000" w:sz="4" w:space="0"/>
+          <w:right w:val="none" w:color="000000" w:sz="4" w:space="0"/>
+        </w:tcBorders>
+      </w:tcPr>
+    </w:tblStylePr>
     <w:tblStylePr w:type="nwCell">
       <w:pPr>
         <w:pBdr/>
@@ -8448,9 +8823,9 @@
       </w:tcPr>
     </w:tblStylePr>
   </w:style>
-  <w:style w:type="table" w:styleId="40">
+  <w:style w:type="table" w:styleId="737">
     <w:name w:val="Grid Table 4"/>
-    <w:basedOn w:val="665"/>
+    <w:basedOn w:val="895"/>
     <w:uiPriority w:val="59"/>
     <w:pPr>
       <w:pBdr/>
@@ -8681,9 +9056,9 @@
       </w:tcPr>
     </w:tblStylePr>
   </w:style>
-  <w:style w:type="table" w:styleId="41">
+  <w:style w:type="table" w:styleId="738">
     <w:name w:val="Grid Table 4 - Accent 1"/>
-    <w:basedOn w:val="665"/>
+    <w:basedOn w:val="895"/>
     <w:uiPriority w:val="59"/>
     <w:pPr>
       <w:pBdr/>
@@ -8914,9 +9289,9 @@
       </w:tcPr>
     </w:tblStylePr>
   </w:style>
-  <w:style w:type="table" w:styleId="42">
+  <w:style w:type="table" w:styleId="739">
     <w:name w:val="Grid Table 4 - Accent 2"/>
-    <w:basedOn w:val="665"/>
+    <w:basedOn w:val="895"/>
     <w:uiPriority w:val="59"/>
     <w:pPr>
       <w:pBdr/>
@@ -9147,9 +9522,9 @@
       </w:tcPr>
     </w:tblStylePr>
   </w:style>
-  <w:style w:type="table" w:styleId="43">
+  <w:style w:type="table" w:styleId="740">
     <w:name w:val="Grid Table 4 - Accent 3"/>
-    <w:basedOn w:val="665"/>
+    <w:basedOn w:val="895"/>
     <w:uiPriority w:val="59"/>
     <w:pPr>
       <w:pBdr/>
@@ -9380,9 +9755,9 @@
       </w:tcPr>
     </w:tblStylePr>
   </w:style>
-  <w:style w:type="table" w:styleId="44">
+  <w:style w:type="table" w:styleId="741">
     <w:name w:val="Grid Table 4 - Accent 4"/>
-    <w:basedOn w:val="665"/>
+    <w:basedOn w:val="895"/>
     <w:uiPriority w:val="59"/>
     <w:pPr>
       <w:pBdr/>
@@ -9613,9 +9988,9 @@
       </w:tcPr>
     </w:tblStylePr>
   </w:style>
-  <w:style w:type="table" w:styleId="45">
+  <w:style w:type="table" w:styleId="742">
     <w:name w:val="Grid Table 4 - Accent 5"/>
-    <w:basedOn w:val="665"/>
+    <w:basedOn w:val="895"/>
     <w:uiPriority w:val="59"/>
     <w:pPr>
       <w:pBdr/>
@@ -9846,9 +10221,9 @@
       </w:tcPr>
     </w:tblStylePr>
   </w:style>
-  <w:style w:type="table" w:styleId="46">
+  <w:style w:type="table" w:styleId="743">
     <w:name w:val="Grid Table 4 - Accent 6"/>
-    <w:basedOn w:val="665"/>
+    <w:basedOn w:val="895"/>
     <w:uiPriority w:val="59"/>
     <w:pPr>
       <w:pBdr/>
@@ -10079,9 +10454,9 @@
       </w:tcPr>
     </w:tblStylePr>
   </w:style>
-  <w:style w:type="table" w:styleId="47">
+  <w:style w:type="table" w:styleId="744">
     <w:name w:val="Grid Table 5 Dark"/>
-    <w:basedOn w:val="665"/>
+    <w:basedOn w:val="895"/>
     <w:uiPriority w:val="99"/>
     <w:pPr>
       <w:pBdr/>
@@ -10307,9 +10682,9 @@
       </w:tcPr>
     </w:tblStylePr>
   </w:style>
-  <w:style w:type="table" w:styleId="48">
+  <w:style w:type="table" w:styleId="745">
     <w:name w:val="Grid Table 5 Dark- Accent 1"/>
-    <w:basedOn w:val="665"/>
+    <w:basedOn w:val="895"/>
     <w:uiPriority w:val="99"/>
     <w:pPr>
       <w:pBdr/>
@@ -10535,9 +10910,9 @@
       </w:tcPr>
     </w:tblStylePr>
   </w:style>
-  <w:style w:type="table" w:styleId="49">
+  <w:style w:type="table" w:styleId="746">
     <w:name w:val="Grid Table 5 Dark - Accent 2"/>
-    <w:basedOn w:val="665"/>
+    <w:basedOn w:val="895"/>
     <w:uiPriority w:val="99"/>
     <w:pPr>
       <w:pBdr/>
@@ -10763,9 +11138,9 @@
       </w:tcPr>
     </w:tblStylePr>
   </w:style>
-  <w:style w:type="table" w:styleId="50">
+  <w:style w:type="table" w:styleId="747">
     <w:name w:val="Grid Table 5 Dark - Accent 3"/>
-    <w:basedOn w:val="665"/>
+    <w:basedOn w:val="895"/>
     <w:uiPriority w:val="99"/>
     <w:pPr>
       <w:pBdr/>
@@ -10991,9 +11366,9 @@
       </w:tcPr>
     </w:tblStylePr>
   </w:style>
-  <w:style w:type="table" w:styleId="51">
+  <w:style w:type="table" w:styleId="748">
     <w:name w:val="Grid Table 5 Dark- Accent 4"/>
-    <w:basedOn w:val="665"/>
+    <w:basedOn w:val="895"/>
     <w:uiPriority w:val="99"/>
     <w:pPr>
       <w:pBdr/>
@@ -11219,9 +11594,9 @@
       </w:tcPr>
     </w:tblStylePr>
   </w:style>
-  <w:style w:type="table" w:styleId="52">
+  <w:style w:type="table" w:styleId="749">
     <w:name w:val="Grid Table 5 Dark - Accent 5"/>
-    <w:basedOn w:val="665"/>
+    <w:basedOn w:val="895"/>
     <w:uiPriority w:val="99"/>
     <w:pPr>
       <w:pBdr/>
@@ -11447,9 +11822,9 @@
       </w:tcPr>
     </w:tblStylePr>
   </w:style>
-  <w:style w:type="table" w:styleId="53">
+  <w:style w:type="table" w:styleId="750">
     <w:name w:val="Grid Table 5 Dark - Accent 6"/>
-    <w:basedOn w:val="665"/>
+    <w:basedOn w:val="895"/>
     <w:uiPriority w:val="99"/>
     <w:pPr>
       <w:pBdr/>
@@ -11675,9 +12050,9 @@
       </w:tcPr>
     </w:tblStylePr>
   </w:style>
-  <w:style w:type="table" w:styleId="54">
+  <w:style w:type="table" w:styleId="751">
     <w:name w:val="Grid Table 6 Colorful"/>
-    <w:basedOn w:val="665"/>
+    <w:basedOn w:val="895"/>
     <w:uiPriority w:val="99"/>
     <w:pPr>
       <w:pBdr/>
@@ -11905,9 +12280,9 @@
       </w:tcPr>
     </w:tblStylePr>
   </w:style>
-  <w:style w:type="table" w:styleId="55">
+  <w:style w:type="table" w:styleId="752">
     <w:name w:val="Grid Table 6 Colorful - Accent 1"/>
-    <w:basedOn w:val="665"/>
+    <w:basedOn w:val="895"/>
     <w:uiPriority w:val="99"/>
     <w:pPr>
       <w:pBdr/>
@@ -12135,9 +12510,9 @@
       </w:tcPr>
     </w:tblStylePr>
   </w:style>
-  <w:style w:type="table" w:styleId="56">
+  <w:style w:type="table" w:styleId="753">
     <w:name w:val="Grid Table 6 Colorful - Accent 2"/>
-    <w:basedOn w:val="665"/>
+    <w:basedOn w:val="895"/>
     <w:uiPriority w:val="99"/>
     <w:pPr>
       <w:pBdr/>
@@ -12365,9 +12740,9 @@
       </w:tcPr>
     </w:tblStylePr>
   </w:style>
-  <w:style w:type="table" w:styleId="57">
+  <w:style w:type="table" w:styleId="754">
     <w:name w:val="Grid Table 6 Colorful - Accent 3"/>
-    <w:basedOn w:val="665"/>
+    <w:basedOn w:val="895"/>
     <w:uiPriority w:val="99"/>
     <w:pPr>
       <w:pBdr/>
@@ -12595,9 +12970,9 @@
       </w:tcPr>
     </w:tblStylePr>
   </w:style>
-  <w:style w:type="table" w:styleId="58">
+  <w:style w:type="table" w:styleId="755">
     <w:name w:val="Grid Table 6 Colorful - Accent 4"/>
-    <w:basedOn w:val="665"/>
+    <w:basedOn w:val="895"/>
     <w:uiPriority w:val="99"/>
     <w:pPr>
       <w:pBdr/>
@@ -12825,9 +13200,9 @@
       </w:tcPr>
     </w:tblStylePr>
   </w:style>
-  <w:style w:type="table" w:styleId="59">
+  <w:style w:type="table" w:styleId="756">
     <w:name w:val="Grid Table 6 Colorful - Accent 5"/>
-    <w:basedOn w:val="665"/>
+    <w:basedOn w:val="895"/>
     <w:uiPriority w:val="99"/>
     <w:pPr>
       <w:pBdr/>
@@ -13055,9 +13430,9 @@
       </w:tcPr>
     </w:tblStylePr>
   </w:style>
-  <w:style w:type="table" w:styleId="60">
+  <w:style w:type="table" w:styleId="757">
     <w:name w:val="Grid Table 6 Colorful - Accent 6"/>
-    <w:basedOn w:val="665"/>
+    <w:basedOn w:val="895"/>
     <w:uiPriority w:val="99"/>
     <w:pPr>
       <w:pBdr/>
@@ -13285,9 +13660,9 @@
       </w:tcPr>
     </w:tblStylePr>
   </w:style>
-  <w:style w:type="table" w:styleId="61">
+  <w:style w:type="table" w:styleId="758">
     <w:name w:val="Grid Table 7 Colorful"/>
-    <w:basedOn w:val="665"/>
+    <w:basedOn w:val="895"/>
     <w:uiPriority w:val="99"/>
     <w:pPr>
       <w:pBdr/>
@@ -13389,11 +13764,11 @@
         <w:tblBorders/>
       </w:tblPr>
       <w:tcPr>
-        <w:shd w:color="ffffff"/>
+        <w:shd w:val="clear" w:color="ffffff"/>
         <w:tcBorders>
-          <w:top w:val="none"/>
-          <w:left w:val="none"/>
-          <w:bottom w:val="none"/>
+          <w:top w:val="none" w:color="000000" w:sz="4" w:space="0"/>
+          <w:left w:val="none" w:color="000000" w:sz="4" w:space="0"/>
+          <w:bottom w:val="none" w:color="000000" w:sz="4" w:space="0"/>
           <w:right w:val="single" w:color="000000" w:themeColor="text1" w:themeTint="80" w:sz="4" w:space="0"/>
         </w:tcBorders>
       </w:tcPr>
@@ -13416,10 +13791,10 @@
       <w:tcPr>
         <w:shd w:val="clear" w:color="ffffff" w:themeColor="light1" w:fill="ffffff" w:themeFill="light1"/>
         <w:tcBorders>
-          <w:top w:val="none"/>
-          <w:left w:val="none"/>
+          <w:top w:val="none" w:color="000000" w:sz="4" w:space="0"/>
+          <w:left w:val="none" w:color="000000" w:sz="4" w:space="0"/>
           <w:bottom w:val="single" w:color="000000" w:themeColor="text1" w:themeTint="80" w:sz="4" w:space="0"/>
-          <w:right w:val="none"/>
+          <w:right w:val="none" w:color="000000" w:sz="4" w:space="0"/>
         </w:tcBorders>
       </w:tcPr>
     </w:tblStylePr>
@@ -13439,12 +13814,12 @@
         <w:tblBorders/>
       </w:tblPr>
       <w:tcPr>
-        <w:shd w:color="ffffff"/>
+        <w:shd w:val="clear" w:color="ffffff"/>
         <w:tcBorders>
-          <w:top w:val="none"/>
+          <w:top w:val="none" w:color="000000" w:sz="4" w:space="0"/>
           <w:left w:val="single" w:color="000000" w:themeColor="text1" w:themeTint="80" w:sz="4" w:space="0"/>
-          <w:bottom w:val="none"/>
-          <w:right w:val="none"/>
+          <w:bottom w:val="none" w:color="000000" w:sz="4" w:space="0"/>
+          <w:right w:val="none" w:color="000000" w:sz="4" w:space="0"/>
         </w:tcBorders>
       </w:tcPr>
     </w:tblStylePr>
@@ -13467,9 +13842,9 @@
         <w:shd w:val="clear" w:color="ffffff" w:themeColor="light1" w:fill="ffffff" w:themeFill="light1"/>
         <w:tcBorders>
           <w:top w:val="single" w:color="000000" w:themeColor="text1" w:themeTint="80" w:sz="4" w:space="0"/>
-          <w:left w:val="none"/>
-          <w:bottom w:val="none"/>
-          <w:right w:val="none"/>
+          <w:left w:val="none" w:color="000000" w:sz="4" w:space="0"/>
+          <w:bottom w:val="none" w:color="000000" w:sz="4" w:space="0"/>
+          <w:right w:val="none" w:color="000000" w:sz="4" w:space="0"/>
         </w:tcBorders>
       </w:tcPr>
     </w:tblStylePr>
@@ -13539,9 +13914,9 @@
       </w:tcPr>
     </w:tblStylePr>
   </w:style>
-  <w:style w:type="table" w:styleId="62">
+  <w:style w:type="table" w:styleId="759">
     <w:name w:val="Grid Table 7 Colorful - Accent 1"/>
-    <w:basedOn w:val="665"/>
+    <w:basedOn w:val="895"/>
     <w:uiPriority w:val="99"/>
     <w:pPr>
       <w:pBdr/>
@@ -13643,11 +14018,11 @@
         <w:tblBorders/>
       </w:tblPr>
       <w:tcPr>
-        <w:shd w:color="ffffff"/>
+        <w:shd w:val="clear" w:color="ffffff"/>
         <w:tcBorders>
-          <w:top w:val="none"/>
-          <w:left w:val="none"/>
-          <w:bottom w:val="none"/>
+          <w:top w:val="none" w:color="000000" w:sz="4" w:space="0"/>
+          <w:left w:val="none" w:color="000000" w:sz="4" w:space="0"/>
+          <w:bottom w:val="none" w:color="000000" w:sz="4" w:space="0"/>
           <w:right w:val="single" w:color="000000" w:themeColor="accent1" w:themeTint="80" w:sz="4" w:space="0"/>
         </w:tcBorders>
       </w:tcPr>
@@ -13670,10 +14045,10 @@
       <w:tcPr>
         <w:shd w:val="clear" w:color="ffffff" w:themeColor="light1" w:fill="ffffff" w:themeFill="light1"/>
         <w:tcBorders>
-          <w:top w:val="none"/>
-          <w:left w:val="none"/>
+          <w:top w:val="none" w:color="000000" w:sz="4" w:space="0"/>
+          <w:left w:val="none" w:color="000000" w:sz="4" w:space="0"/>
           <w:bottom w:val="single" w:color="000000" w:themeColor="accent1" w:themeTint="80" w:sz="4" w:space="0"/>
-          <w:right w:val="none"/>
+          <w:right w:val="none" w:color="000000" w:sz="4" w:space="0"/>
         </w:tcBorders>
       </w:tcPr>
     </w:tblStylePr>
@@ -13693,12 +14068,12 @@
         <w:tblBorders/>
       </w:tblPr>
       <w:tcPr>
-        <w:shd w:color="ffffff"/>
+        <w:shd w:val="clear" w:color="ffffff"/>
         <w:tcBorders>
-          <w:top w:val="none"/>
+          <w:top w:val="none" w:color="000000" w:sz="4" w:space="0"/>
           <w:left w:val="single" w:color="000000" w:themeColor="accent1" w:themeTint="80" w:sz="4" w:space="0"/>
-          <w:bottom w:val="none"/>
-          <w:right w:val="none"/>
+          <w:bottom w:val="none" w:color="000000" w:sz="4" w:space="0"/>
+          <w:right w:val="none" w:color="000000" w:sz="4" w:space="0"/>
         </w:tcBorders>
       </w:tcPr>
     </w:tblStylePr>
@@ -13721,9 +14096,9 @@
         <w:shd w:val="clear" w:color="ffffff" w:themeColor="light1" w:fill="ffffff" w:themeFill="light1"/>
         <w:tcBorders>
           <w:top w:val="single" w:color="000000" w:themeColor="accent1" w:themeTint="80" w:sz="4" w:space="0"/>
-          <w:left w:val="none"/>
-          <w:bottom w:val="none"/>
-          <w:right w:val="none"/>
+          <w:left w:val="none" w:color="000000" w:sz="4" w:space="0"/>
+          <w:bottom w:val="none" w:color="000000" w:sz="4" w:space="0"/>
+          <w:right w:val="none" w:color="000000" w:sz="4" w:space="0"/>
         </w:tcBorders>
       </w:tcPr>
     </w:tblStylePr>
@@ -13793,9 +14168,9 @@
       </w:tcPr>
     </w:tblStylePr>
   </w:style>
-  <w:style w:type="table" w:styleId="63">
+  <w:style w:type="table" w:styleId="760">
     <w:name w:val="Grid Table 7 Colorful - Accent 2"/>
-    <w:basedOn w:val="665"/>
+    <w:basedOn w:val="895"/>
     <w:uiPriority w:val="99"/>
     <w:pPr>
       <w:pBdr/>
@@ -13897,11 +14272,11 @@
         <w:tblBorders/>
       </w:tblPr>
       <w:tcPr>
-        <w:shd w:color="ffffff"/>
+        <w:shd w:val="clear" w:color="ffffff"/>
         <w:tcBorders>
-          <w:top w:val="none"/>
-          <w:left w:val="none"/>
-          <w:bottom w:val="none"/>
+          <w:top w:val="none" w:color="000000" w:sz="4" w:space="0"/>
+          <w:left w:val="none" w:color="000000" w:sz="4" w:space="0"/>
+          <w:bottom w:val="none" w:color="000000" w:sz="4" w:space="0"/>
           <w:right w:val="single" w:color="000000" w:themeColor="accent2" w:themeTint="97" w:sz="4" w:space="0"/>
         </w:tcBorders>
       </w:tcPr>
@@ -13924,10 +14299,10 @@
       <w:tcPr>
         <w:shd w:val="clear" w:color="ffffff" w:themeColor="light1" w:fill="ffffff" w:themeFill="light1"/>
         <w:tcBorders>
-          <w:top w:val="none"/>
-          <w:left w:val="none"/>
+          <w:top w:val="none" w:color="000000" w:sz="4" w:space="0"/>
+          <w:left w:val="none" w:color="000000" w:sz="4" w:space="0"/>
           <w:bottom w:val="single" w:color="000000" w:themeColor="accent2" w:themeTint="97" w:sz="4" w:space="0"/>
-          <w:right w:val="none"/>
+          <w:right w:val="none" w:color="000000" w:sz="4" w:space="0"/>
         </w:tcBorders>
       </w:tcPr>
     </w:tblStylePr>
@@ -13947,12 +14322,12 @@
         <w:tblBorders/>
       </w:tblPr>
       <w:tcPr>
-        <w:shd w:color="ffffff"/>
+        <w:shd w:val="clear" w:color="ffffff"/>
         <w:tcBorders>
-          <w:top w:val="none"/>
+          <w:top w:val="none" w:color="000000" w:sz="4" w:space="0"/>
           <w:left w:val="single" w:color="000000" w:themeColor="accent2" w:themeTint="97" w:sz="4" w:space="0"/>
-          <w:bottom w:val="none"/>
-          <w:right w:val="none"/>
+          <w:bottom w:val="none" w:color="000000" w:sz="4" w:space="0"/>
+          <w:right w:val="none" w:color="000000" w:sz="4" w:space="0"/>
         </w:tcBorders>
       </w:tcPr>
     </w:tblStylePr>
@@ -13975,9 +14350,9 @@
         <w:shd w:val="clear" w:color="ffffff" w:themeColor="light1" w:fill="ffffff" w:themeFill="light1"/>
         <w:tcBorders>
           <w:top w:val="single" w:color="000000" w:themeColor="accent2" w:themeTint="97" w:sz="4" w:space="0"/>
-          <w:left w:val="none"/>
-          <w:bottom w:val="none"/>
-          <w:right w:val="none"/>
+          <w:left w:val="none" w:color="000000" w:sz="4" w:space="0"/>
+          <w:bottom w:val="none" w:color="000000" w:sz="4" w:space="0"/>
+          <w:right w:val="none" w:color="000000" w:sz="4" w:space="0"/>
         </w:tcBorders>
       </w:tcPr>
     </w:tblStylePr>
@@ -14047,9 +14422,9 @@
       </w:tcPr>
     </w:tblStylePr>
   </w:style>
-  <w:style w:type="table" w:styleId="64">
+  <w:style w:type="table" w:styleId="761">
     <w:name w:val="Grid Table 7 Colorful - Accent 3"/>
-    <w:basedOn w:val="665"/>
+    <w:basedOn w:val="895"/>
     <w:uiPriority w:val="99"/>
     <w:pPr>
       <w:pBdr/>
@@ -14151,11 +14526,11 @@
         <w:tblBorders/>
       </w:tblPr>
       <w:tcPr>
-        <w:shd w:color="ffffff"/>
+        <w:shd w:val="clear" w:color="ffffff"/>
         <w:tcBorders>
-          <w:top w:val="none"/>
-          <w:left w:val="none"/>
-          <w:bottom w:val="none"/>
+          <w:top w:val="none" w:color="000000" w:sz="4" w:space="0"/>
+          <w:left w:val="none" w:color="000000" w:sz="4" w:space="0"/>
+          <w:bottom w:val="none" w:color="000000" w:sz="4" w:space="0"/>
           <w:right w:val="single" w:color="000000" w:themeColor="accent3" w:themeTint="FE" w:sz="4" w:space="0"/>
         </w:tcBorders>
       </w:tcPr>
@@ -14178,10 +14553,10 @@
       <w:tcPr>
         <w:shd w:val="clear" w:color="ffffff" w:themeColor="light1" w:fill="ffffff" w:themeFill="light1"/>
         <w:tcBorders>
-          <w:top w:val="none"/>
-          <w:left w:val="none"/>
+          <w:top w:val="none" w:color="000000" w:sz="4" w:space="0"/>
+          <w:left w:val="none" w:color="000000" w:sz="4" w:space="0"/>
           <w:bottom w:val="single" w:color="000000" w:themeColor="accent3" w:themeTint="FE" w:sz="4" w:space="0"/>
-          <w:right w:val="none"/>
+          <w:right w:val="none" w:color="000000" w:sz="4" w:space="0"/>
         </w:tcBorders>
       </w:tcPr>
     </w:tblStylePr>
@@ -14201,12 +14576,12 @@
         <w:tblBorders/>
       </w:tblPr>
       <w:tcPr>
-        <w:shd w:color="ffffff"/>
+        <w:shd w:val="clear" w:color="ffffff"/>
         <w:tcBorders>
-          <w:top w:val="none"/>
+          <w:top w:val="none" w:color="000000" w:sz="4" w:space="0"/>
           <w:left w:val="single" w:color="000000" w:themeColor="accent3" w:themeTint="FE" w:sz="4" w:space="0"/>
-          <w:bottom w:val="none"/>
-          <w:right w:val="none"/>
+          <w:bottom w:val="none" w:color="000000" w:sz="4" w:space="0"/>
+          <w:right w:val="none" w:color="000000" w:sz="4" w:space="0"/>
         </w:tcBorders>
       </w:tcPr>
     </w:tblStylePr>
@@ -14229,9 +14604,9 @@
         <w:shd w:val="clear" w:color="ffffff" w:themeColor="light1" w:fill="ffffff" w:themeFill="light1"/>
         <w:tcBorders>
           <w:top w:val="single" w:color="000000" w:themeColor="accent3" w:themeTint="FE" w:sz="4" w:space="0"/>
-          <w:left w:val="none"/>
-          <w:bottom w:val="none"/>
-          <w:right w:val="none"/>
+          <w:left w:val="none" w:color="000000" w:sz="4" w:space="0"/>
+          <w:bottom w:val="none" w:color="000000" w:sz="4" w:space="0"/>
+          <w:right w:val="none" w:color="000000" w:sz="4" w:space="0"/>
         </w:tcBorders>
       </w:tcPr>
     </w:tblStylePr>
@@ -14301,9 +14676,9 @@
       </w:tcPr>
     </w:tblStylePr>
   </w:style>
-  <w:style w:type="table" w:styleId="65">
+  <w:style w:type="table" w:styleId="762">
     <w:name w:val="Grid Table 7 Colorful - Accent 4"/>
-    <w:basedOn w:val="665"/>
+    <w:basedOn w:val="895"/>
     <w:uiPriority w:val="99"/>
     <w:pPr>
       <w:pBdr/>
@@ -14405,11 +14780,11 @@
         <w:tblBorders/>
       </w:tblPr>
       <w:tcPr>
-        <w:shd w:color="ffffff"/>
+        <w:shd w:val="clear" w:color="ffffff"/>
         <w:tcBorders>
-          <w:top w:val="none"/>
-          <w:left w:val="none"/>
-          <w:bottom w:val="none"/>
+          <w:top w:val="none" w:color="000000" w:sz="4" w:space="0"/>
+          <w:left w:val="none" w:color="000000" w:sz="4" w:space="0"/>
+          <w:bottom w:val="none" w:color="000000" w:sz="4" w:space="0"/>
           <w:right w:val="single" w:color="000000" w:themeColor="accent4" w:themeTint="9A" w:sz="4" w:space="0"/>
         </w:tcBorders>
       </w:tcPr>
@@ -14432,10 +14807,10 @@
       <w:tcPr>
         <w:shd w:val="clear" w:color="ffffff" w:themeColor="light1" w:fill="ffffff" w:themeFill="light1"/>
         <w:tcBorders>
-          <w:top w:val="none"/>
-          <w:left w:val="none"/>
+          <w:top w:val="none" w:color="000000" w:sz="4" w:space="0"/>
+          <w:left w:val="none" w:color="000000" w:sz="4" w:space="0"/>
           <w:bottom w:val="single" w:color="000000" w:themeColor="accent4" w:themeTint="9A" w:sz="4" w:space="0"/>
-          <w:right w:val="none"/>
+          <w:right w:val="none" w:color="000000" w:sz="4" w:space="0"/>
         </w:tcBorders>
       </w:tcPr>
     </w:tblStylePr>
@@ -14455,12 +14830,12 @@
         <w:tblBorders/>
       </w:tblPr>
       <w:tcPr>
-        <w:shd w:color="ffffff"/>
+        <w:shd w:val="clear" w:color="ffffff"/>
         <w:tcBorders>
-          <w:top w:val="none"/>
+          <w:top w:val="none" w:color="000000" w:sz="4" w:space="0"/>
           <w:left w:val="single" w:color="000000" w:themeColor="accent4" w:themeTint="9A" w:sz="4" w:space="0"/>
-          <w:bottom w:val="none"/>
-          <w:right w:val="none"/>
+          <w:bottom w:val="none" w:color="000000" w:sz="4" w:space="0"/>
+          <w:right w:val="none" w:color="000000" w:sz="4" w:space="0"/>
         </w:tcBorders>
       </w:tcPr>
     </w:tblStylePr>
@@ -14483,9 +14858,9 @@
         <w:shd w:val="clear" w:color="ffffff" w:themeColor="light1" w:fill="ffffff" w:themeFill="light1"/>
         <w:tcBorders>
           <w:top w:val="single" w:color="000000" w:themeColor="accent4" w:themeTint="9A" w:sz="4" w:space="0"/>
-          <w:left w:val="none"/>
-          <w:bottom w:val="none"/>
-          <w:right w:val="none"/>
+          <w:left w:val="none" w:color="000000" w:sz="4" w:space="0"/>
+          <w:bottom w:val="none" w:color="000000" w:sz="4" w:space="0"/>
+          <w:right w:val="none" w:color="000000" w:sz="4" w:space="0"/>
         </w:tcBorders>
       </w:tcPr>
     </w:tblStylePr>
@@ -14555,9 +14930,9 @@
       </w:tcPr>
     </w:tblStylePr>
   </w:style>
-  <w:style w:type="table" w:styleId="66">
+  <w:style w:type="table" w:styleId="763">
     <w:name w:val="Grid Table 7 Colorful - Accent 5"/>
-    <w:basedOn w:val="665"/>
+    <w:basedOn w:val="895"/>
     <w:uiPriority w:val="99"/>
     <w:pPr>
       <w:pBdr/>
@@ -14659,11 +15034,11 @@
         <w:tblBorders/>
       </w:tblPr>
       <w:tcPr>
-        <w:shd w:color="ffffff"/>
+        <w:shd w:val="clear" w:color="ffffff"/>
         <w:tcBorders>
-          <w:top w:val="none"/>
-          <w:left w:val="none"/>
-          <w:bottom w:val="none"/>
+          <w:top w:val="none" w:color="000000" w:sz="4" w:space="0"/>
+          <w:left w:val="none" w:color="000000" w:sz="4" w:space="0"/>
+          <w:bottom w:val="none" w:color="000000" w:sz="4" w:space="0"/>
           <w:right w:val="single" w:color="000000" w:themeColor="accent5" w:themeTint="90" w:sz="4" w:space="0"/>
         </w:tcBorders>
       </w:tcPr>
@@ -14686,10 +15061,10 @@
       <w:tcPr>
         <w:shd w:val="clear" w:color="ffffff" w:themeColor="light1" w:fill="ffffff" w:themeFill="light1"/>
         <w:tcBorders>
-          <w:top w:val="none"/>
-          <w:left w:val="none"/>
+          <w:top w:val="none" w:color="000000" w:sz="4" w:space="0"/>
+          <w:left w:val="none" w:color="000000" w:sz="4" w:space="0"/>
           <w:bottom w:val="single" w:color="000000" w:themeColor="accent5" w:themeTint="90" w:sz="4" w:space="0"/>
-          <w:right w:val="none"/>
+          <w:right w:val="none" w:color="000000" w:sz="4" w:space="0"/>
         </w:tcBorders>
       </w:tcPr>
     </w:tblStylePr>
@@ -14709,12 +15084,12 @@
         <w:tblBorders/>
       </w:tblPr>
       <w:tcPr>
-        <w:shd w:color="ffffff"/>
+        <w:shd w:val="clear" w:color="ffffff"/>
         <w:tcBorders>
-          <w:top w:val="none"/>
+          <w:top w:val="none" w:color="000000" w:sz="4" w:space="0"/>
           <w:left w:val="single" w:color="000000" w:themeColor="accent5" w:themeTint="90" w:sz="4" w:space="0"/>
-          <w:bottom w:val="none"/>
-          <w:right w:val="none"/>
+          <w:bottom w:val="none" w:color="000000" w:sz="4" w:space="0"/>
+          <w:right w:val="none" w:color="000000" w:sz="4" w:space="0"/>
         </w:tcBorders>
       </w:tcPr>
     </w:tblStylePr>
@@ -14737,9 +15112,9 @@
         <w:shd w:val="clear" w:color="ffffff" w:themeColor="light1" w:fill="ffffff" w:themeFill="light1"/>
         <w:tcBorders>
           <w:top w:val="single" w:color="000000" w:themeColor="accent5" w:themeTint="90" w:sz="4" w:space="0"/>
-          <w:left w:val="none"/>
-          <w:bottom w:val="none"/>
-          <w:right w:val="none"/>
+          <w:left w:val="none" w:color="000000" w:sz="4" w:space="0"/>
+          <w:bottom w:val="none" w:color="000000" w:sz="4" w:space="0"/>
+          <w:right w:val="none" w:color="000000" w:sz="4" w:space="0"/>
         </w:tcBorders>
       </w:tcPr>
     </w:tblStylePr>
@@ -14809,9 +15184,9 @@
       </w:tcPr>
     </w:tblStylePr>
   </w:style>
-  <w:style w:type="table" w:styleId="67">
+  <w:style w:type="table" w:styleId="764">
     <w:name w:val="Grid Table 7 Colorful - Accent 6"/>
-    <w:basedOn w:val="665"/>
+    <w:basedOn w:val="895"/>
     <w:uiPriority w:val="99"/>
     <w:pPr>
       <w:pBdr/>
@@ -14913,11 +15288,11 @@
         <w:tblBorders/>
       </w:tblPr>
       <w:tcPr>
-        <w:shd w:color="ffffff"/>
+        <w:shd w:val="clear" w:color="ffffff"/>
         <w:tcBorders>
-          <w:top w:val="none"/>
-          <w:left w:val="none"/>
-          <w:bottom w:val="none"/>
+          <w:top w:val="none" w:color="000000" w:sz="4" w:space="0"/>
+          <w:left w:val="none" w:color="000000" w:sz="4" w:space="0"/>
+          <w:bottom w:val="none" w:color="000000" w:sz="4" w:space="0"/>
           <w:right w:val="single" w:color="000000" w:themeColor="accent6" w:themeTint="90" w:sz="4" w:space="0"/>
         </w:tcBorders>
       </w:tcPr>
@@ -14940,10 +15315,10 @@
       <w:tcPr>
         <w:shd w:val="clear" w:color="ffffff" w:themeColor="light1" w:fill="ffffff" w:themeFill="light1"/>
         <w:tcBorders>
-          <w:top w:val="none"/>
-          <w:left w:val="none"/>
+          <w:top w:val="none" w:color="000000" w:sz="4" w:space="0"/>
+          <w:left w:val="none" w:color="000000" w:sz="4" w:space="0"/>
           <w:bottom w:val="single" w:color="000000" w:themeColor="accent6" w:themeTint="90" w:sz="4" w:space="0"/>
-          <w:right w:val="none"/>
+          <w:right w:val="none" w:color="000000" w:sz="4" w:space="0"/>
         </w:tcBorders>
       </w:tcPr>
     </w:tblStylePr>
@@ -14963,12 +15338,12 @@
         <w:tblBorders/>
       </w:tblPr>
       <w:tcPr>
-        <w:shd w:color="ffffff"/>
+        <w:shd w:val="clear" w:color="ffffff"/>
         <w:tcBorders>
-          <w:top w:val="none"/>
+          <w:top w:val="none" w:color="000000" w:sz="4" w:space="0"/>
           <w:left w:val="single" w:color="000000" w:themeColor="accent6" w:themeTint="90" w:sz="4" w:space="0"/>
-          <w:bottom w:val="none"/>
-          <w:right w:val="none"/>
+          <w:bottom w:val="none" w:color="000000" w:sz="4" w:space="0"/>
+          <w:right w:val="none" w:color="000000" w:sz="4" w:space="0"/>
         </w:tcBorders>
       </w:tcPr>
     </w:tblStylePr>
@@ -14991,9 +15366,9 @@
         <w:shd w:val="clear" w:color="ffffff" w:themeColor="light1" w:fill="ffffff" w:themeFill="light1"/>
         <w:tcBorders>
           <w:top w:val="single" w:color="000000" w:themeColor="accent6" w:themeTint="90" w:sz="4" w:space="0"/>
-          <w:left w:val="none"/>
-          <w:bottom w:val="none"/>
-          <w:right w:val="none"/>
+          <w:left w:val="none" w:color="000000" w:sz="4" w:space="0"/>
+          <w:bottom w:val="none" w:color="000000" w:sz="4" w:space="0"/>
+          <w:right w:val="none" w:color="000000" w:sz="4" w:space="0"/>
         </w:tcBorders>
       </w:tcPr>
     </w:tblStylePr>
@@ -15063,9 +15438,9 @@
       </w:tcPr>
     </w:tblStylePr>
   </w:style>
-  <w:style w:type="table" w:styleId="68">
+  <w:style w:type="table" w:styleId="765">
     <w:name w:val="List Table 1 Light"/>
-    <w:basedOn w:val="665"/>
+    <w:basedOn w:val="895"/>
     <w:uiPriority w:val="99"/>
     <w:pPr>
       <w:pBdr/>
@@ -15279,9 +15654,9 @@
       </w:tcPr>
     </w:tblStylePr>
   </w:style>
-  <w:style w:type="table" w:styleId="69">
+  <w:style w:type="table" w:styleId="766">
     <w:name w:val="List Table 1 Light - Accent 1"/>
-    <w:basedOn w:val="665"/>
+    <w:basedOn w:val="895"/>
     <w:uiPriority w:val="99"/>
     <w:pPr>
       <w:pBdr/>
@@ -15495,9 +15870,9 @@
       </w:tcPr>
     </w:tblStylePr>
   </w:style>
-  <w:style w:type="table" w:styleId="70">
+  <w:style w:type="table" w:styleId="767">
     <w:name w:val="List Table 1 Light - Accent 2"/>
-    <w:basedOn w:val="665"/>
+    <w:basedOn w:val="895"/>
     <w:uiPriority w:val="99"/>
     <w:pPr>
       <w:pBdr/>
@@ -15711,9 +16086,9 @@
       </w:tcPr>
     </w:tblStylePr>
   </w:style>
-  <w:style w:type="table" w:styleId="71">
+  <w:style w:type="table" w:styleId="768">
     <w:name w:val="List Table 1 Light - Accent 3"/>
-    <w:basedOn w:val="665"/>
+    <w:basedOn w:val="895"/>
     <w:uiPriority w:val="99"/>
     <w:pPr>
       <w:pBdr/>
@@ -15927,9 +16302,9 @@
       </w:tcPr>
     </w:tblStylePr>
   </w:style>
-  <w:style w:type="table" w:styleId="72">
+  <w:style w:type="table" w:styleId="769">
     <w:name w:val="List Table 1 Light - Accent 4"/>
-    <w:basedOn w:val="665"/>
+    <w:basedOn w:val="895"/>
     <w:uiPriority w:val="99"/>
     <w:pPr>
       <w:pBdr/>
@@ -16143,9 +16518,9 @@
       </w:tcPr>
     </w:tblStylePr>
   </w:style>
-  <w:style w:type="table" w:styleId="73">
+  <w:style w:type="table" w:styleId="770">
     <w:name w:val="List Table 1 Light - Accent 5"/>
-    <w:basedOn w:val="665"/>
+    <w:basedOn w:val="895"/>
     <w:uiPriority w:val="99"/>
     <w:pPr>
       <w:pBdr/>
@@ -16359,9 +16734,9 @@
       </w:tcPr>
     </w:tblStylePr>
   </w:style>
-  <w:style w:type="table" w:styleId="74">
+  <w:style w:type="table" w:styleId="771">
     <w:name w:val="List Table 1 Light - Accent 6"/>
-    <w:basedOn w:val="665"/>
+    <w:basedOn w:val="895"/>
     <w:uiPriority w:val="99"/>
     <w:pPr>
       <w:pBdr/>
@@ -16575,9 +16950,9 @@
       </w:tcPr>
     </w:tblStylePr>
   </w:style>
-  <w:style w:type="table" w:styleId="75">
+  <w:style w:type="table" w:styleId="772">
     <w:name w:val="List Table 2"/>
-    <w:basedOn w:val="665"/>
+    <w:basedOn w:val="895"/>
     <w:uiPriority w:val="99"/>
     <w:pPr>
       <w:pBdr/>
@@ -16813,9 +17188,9 @@
       </w:tcPr>
     </w:tblStylePr>
   </w:style>
-  <w:style w:type="table" w:styleId="76">
+  <w:style w:type="table" w:styleId="773">
     <w:name w:val="List Table 2 - Accent 1"/>
-    <w:basedOn w:val="665"/>
+    <w:basedOn w:val="895"/>
     <w:uiPriority w:val="99"/>
     <w:pPr>
       <w:pBdr/>
@@ -17051,9 +17426,9 @@
       </w:tcPr>
     </w:tblStylePr>
   </w:style>
-  <w:style w:type="table" w:styleId="77">
+  <w:style w:type="table" w:styleId="774">
     <w:name w:val="List Table 2 - Accent 2"/>
-    <w:basedOn w:val="665"/>
+    <w:basedOn w:val="895"/>
     <w:uiPriority w:val="99"/>
     <w:pPr>
       <w:pBdr/>
@@ -17289,9 +17664,9 @@
       </w:tcPr>
     </w:tblStylePr>
   </w:style>
-  <w:style w:type="table" w:styleId="78">
+  <w:style w:type="table" w:styleId="775">
     <w:name w:val="List Table 2 - Accent 3"/>
-    <w:basedOn w:val="665"/>
+    <w:basedOn w:val="895"/>
     <w:uiPriority w:val="99"/>
     <w:pPr>
       <w:pBdr/>
@@ -17527,9 +17902,9 @@
       </w:tcPr>
     </w:tblStylePr>
   </w:style>
-  <w:style w:type="table" w:styleId="79">
+  <w:style w:type="table" w:styleId="776">
     <w:name w:val="List Table 2 - Accent 4"/>
-    <w:basedOn w:val="665"/>
+    <w:basedOn w:val="895"/>
     <w:uiPriority w:val="99"/>
     <w:pPr>
       <w:pBdr/>
@@ -17765,9 +18140,9 @@
       </w:tcPr>
     </w:tblStylePr>
   </w:style>
-  <w:style w:type="table" w:styleId="80">
+  <w:style w:type="table" w:styleId="777">
     <w:name w:val="List Table 2 - Accent 5"/>
-    <w:basedOn w:val="665"/>
+    <w:basedOn w:val="895"/>
     <w:uiPriority w:val="99"/>
     <w:pPr>
       <w:pBdr/>
@@ -18003,9 +18378,9 @@
       </w:tcPr>
     </w:tblStylePr>
   </w:style>
-  <w:style w:type="table" w:styleId="81">
+  <w:style w:type="table" w:styleId="778">
     <w:name w:val="List Table 2 - Accent 6"/>
-    <w:basedOn w:val="665"/>
+    <w:basedOn w:val="895"/>
     <w:uiPriority w:val="99"/>
     <w:pPr>
       <w:pBdr/>
@@ -18241,9 +18616,9 @@
       </w:tcPr>
     </w:tblStylePr>
   </w:style>
-  <w:style w:type="table" w:styleId="82">
+  <w:style w:type="table" w:styleId="779">
     <w:name w:val="List Table 3"/>
-    <w:basedOn w:val="665"/>
+    <w:basedOn w:val="895"/>
     <w:uiPriority w:val="99"/>
     <w:pPr>
       <w:pBdr/>
@@ -18469,9 +18844,9 @@
       </w:tcPr>
     </w:tblStylePr>
   </w:style>
-  <w:style w:type="table" w:styleId="83">
+  <w:style w:type="table" w:styleId="780">
     <w:name w:val="List Table 3 - Accent 1"/>
-    <w:basedOn w:val="665"/>
+    <w:basedOn w:val="895"/>
     <w:uiPriority w:val="99"/>
     <w:pPr>
       <w:pBdr/>
@@ -18697,9 +19072,9 @@
       </w:tcPr>
     </w:tblStylePr>
   </w:style>
-  <w:style w:type="table" w:styleId="84">
+  <w:style w:type="table" w:styleId="781">
     <w:name w:val="List Table 3 - Accent 2"/>
-    <w:basedOn w:val="665"/>
+    <w:basedOn w:val="895"/>
     <w:uiPriority w:val="99"/>
     <w:pPr>
       <w:pBdr/>
@@ -18925,9 +19300,9 @@
       </w:tcPr>
     </w:tblStylePr>
   </w:style>
-  <w:style w:type="table" w:styleId="85">
+  <w:style w:type="table" w:styleId="782">
     <w:name w:val="List Table 3 - Accent 3"/>
-    <w:basedOn w:val="665"/>
+    <w:basedOn w:val="895"/>
     <w:uiPriority w:val="99"/>
     <w:pPr>
       <w:pBdr/>
@@ -19153,9 +19528,9 @@
       </w:tcPr>
     </w:tblStylePr>
   </w:style>
-  <w:style w:type="table" w:styleId="86">
+  <w:style w:type="table" w:styleId="783">
     <w:name w:val="List Table 3 - Accent 4"/>
-    <w:basedOn w:val="665"/>
+    <w:basedOn w:val="895"/>
     <w:uiPriority w:val="99"/>
     <w:pPr>
       <w:pBdr/>
@@ -19381,9 +19756,9 @@
       </w:tcPr>
     </w:tblStylePr>
   </w:style>
-  <w:style w:type="table" w:styleId="87">
+  <w:style w:type="table" w:styleId="784">
     <w:name w:val="List Table 3 - Accent 5"/>
-    <w:basedOn w:val="665"/>
+    <w:basedOn w:val="895"/>
     <w:uiPriority w:val="99"/>
     <w:pPr>
       <w:pBdr/>
@@ -19609,9 +19984,9 @@
       </w:tcPr>
     </w:tblStylePr>
   </w:style>
-  <w:style w:type="table" w:styleId="88">
+  <w:style w:type="table" w:styleId="785">
     <w:name w:val="List Table 3 - Accent 6"/>
-    <w:basedOn w:val="665"/>
+    <w:basedOn w:val="895"/>
     <w:uiPriority w:val="99"/>
     <w:pPr>
       <w:pBdr/>
@@ -19837,9 +20212,9 @@
       </w:tcPr>
     </w:tblStylePr>
   </w:style>
-  <w:style w:type="table" w:styleId="89">
+  <w:style w:type="table" w:styleId="786">
     <w:name w:val="List Table 4"/>
-    <w:basedOn w:val="665"/>
+    <w:basedOn w:val="895"/>
     <w:uiPriority w:val="99"/>
     <w:pPr>
       <w:pBdr/>
@@ -20062,9 +20437,9 @@
       </w:tcPr>
     </w:tblStylePr>
   </w:style>
-  <w:style w:type="table" w:styleId="90">
+  <w:style w:type="table" w:styleId="787">
     <w:name w:val="List Table 4 - Accent 1"/>
-    <w:basedOn w:val="665"/>
+    <w:basedOn w:val="895"/>
     <w:uiPriority w:val="99"/>
     <w:pPr>
       <w:pBdr/>
@@ -20287,9 +20662,9 @@
       </w:tcPr>
     </w:tblStylePr>
   </w:style>
-  <w:style w:type="table" w:styleId="91">
+  <w:style w:type="table" w:styleId="788">
     <w:name w:val="List Table 4 - Accent 2"/>
-    <w:basedOn w:val="665"/>
+    <w:basedOn w:val="895"/>
     <w:uiPriority w:val="99"/>
     <w:pPr>
       <w:pBdr/>
@@ -20512,9 +20887,9 @@
       </w:tcPr>
     </w:tblStylePr>
   </w:style>
-  <w:style w:type="table" w:styleId="92">
+  <w:style w:type="table" w:styleId="789">
     <w:name w:val="List Table 4 - Accent 3"/>
-    <w:basedOn w:val="665"/>
+    <w:basedOn w:val="895"/>
     <w:uiPriority w:val="99"/>
     <w:pPr>
       <w:pBdr/>
@@ -20737,9 +21112,9 @@
       </w:tcPr>
     </w:tblStylePr>
   </w:style>
-  <w:style w:type="table" w:styleId="93">
+  <w:style w:type="table" w:styleId="790">
     <w:name w:val="List Table 4 - Accent 4"/>
-    <w:basedOn w:val="665"/>
+    <w:basedOn w:val="895"/>
     <w:uiPriority w:val="99"/>
     <w:pPr>
       <w:pBdr/>
@@ -20962,9 +21337,9 @@
       </w:tcPr>
     </w:tblStylePr>
   </w:style>
-  <w:style w:type="table" w:styleId="94">
+  <w:style w:type="table" w:styleId="791">
     <w:name w:val="List Table 4 - Accent 5"/>
-    <w:basedOn w:val="665"/>
+    <w:basedOn w:val="895"/>
     <w:uiPriority w:val="99"/>
     <w:pPr>
       <w:pBdr/>
@@ -21187,9 +21562,9 @@
       </w:tcPr>
     </w:tblStylePr>
   </w:style>
-  <w:style w:type="table" w:styleId="95">
+  <w:style w:type="table" w:styleId="792">
     <w:name w:val="List Table 4 - Accent 6"/>
-    <w:basedOn w:val="665"/>
+    <w:basedOn w:val="895"/>
     <w:uiPriority w:val="99"/>
     <w:pPr>
       <w:pBdr/>
@@ -21412,9 +21787,9 @@
       </w:tcPr>
     </w:tblStylePr>
   </w:style>
-  <w:style w:type="table" w:styleId="96">
+  <w:style w:type="table" w:styleId="793">
     <w:name w:val="List Table 5 Dark"/>
-    <w:basedOn w:val="665"/>
+    <w:basedOn w:val="895"/>
     <w:uiPriority w:val="99"/>
     <w:pPr>
       <w:pBdr/>
@@ -21654,9 +22029,9 @@
       </w:tcPr>
     </w:tblStylePr>
   </w:style>
-  <w:style w:type="table" w:styleId="97">
+  <w:style w:type="table" w:styleId="794">
     <w:name w:val="List Table 5 Dark - Accent 1"/>
-    <w:basedOn w:val="665"/>
+    <w:basedOn w:val="895"/>
     <w:uiPriority w:val="99"/>
     <w:pPr>
       <w:pBdr/>
@@ -21896,9 +22271,9 @@
       </w:tcPr>
     </w:tblStylePr>
   </w:style>
-  <w:style w:type="table" w:styleId="98">
+  <w:style w:type="table" w:styleId="795">
     <w:name w:val="List Table 5 Dark - Accent 2"/>
-    <w:basedOn w:val="665"/>
+    <w:basedOn w:val="895"/>
     <w:uiPriority w:val="99"/>
     <w:pPr>
       <w:pBdr/>
@@ -22138,9 +22513,9 @@
       </w:tcPr>
     </w:tblStylePr>
   </w:style>
-  <w:style w:type="table" w:styleId="99">
+  <w:style w:type="table" w:styleId="796">
     <w:name w:val="List Table 5 Dark - Accent 3"/>
-    <w:basedOn w:val="665"/>
+    <w:basedOn w:val="895"/>
     <w:uiPriority w:val="99"/>
     <w:pPr>
       <w:pBdr/>
@@ -22380,9 +22755,9 @@
       </w:tcPr>
     </w:tblStylePr>
   </w:style>
-  <w:style w:type="table" w:styleId="100">
+  <w:style w:type="table" w:styleId="797">
     <w:name w:val="List Table 5 Dark - Accent 4"/>
-    <w:basedOn w:val="665"/>
+    <w:basedOn w:val="895"/>
     <w:uiPriority w:val="99"/>
     <w:pPr>
       <w:pBdr/>
@@ -22622,9 +22997,9 @@
       </w:tcPr>
     </w:tblStylePr>
   </w:style>
-  <w:style w:type="table" w:styleId="101">
+  <w:style w:type="table" w:styleId="798">
     <w:name w:val="List Table 5 Dark - Accent 5"/>
-    <w:basedOn w:val="665"/>
+    <w:basedOn w:val="895"/>
     <w:uiPriority w:val="99"/>
     <w:pPr>
       <w:pBdr/>
@@ -22864,9 +23239,9 @@
       </w:tcPr>
     </w:tblStylePr>
   </w:style>
-  <w:style w:type="table" w:styleId="102">
+  <w:style w:type="table" w:styleId="799">
     <w:name w:val="List Table 5 Dark - Accent 6"/>
-    <w:basedOn w:val="665"/>
+    <w:basedOn w:val="895"/>
     <w:uiPriority w:val="99"/>
     <w:pPr>
       <w:pBdr/>
@@ -23106,9 +23481,9 @@
       </w:tcPr>
     </w:tblStylePr>
   </w:style>
-  <w:style w:type="table" w:styleId="103">
+  <w:style w:type="table" w:styleId="800">
     <w:name w:val="List Table 6 Colorful"/>
-    <w:basedOn w:val="665"/>
+    <w:basedOn w:val="895"/>
     <w:uiPriority w:val="99"/>
     <w:pPr>
       <w:pBdr/>
@@ -23329,9 +23704,9 @@
       </w:tcPr>
     </w:tblStylePr>
   </w:style>
-  <w:style w:type="table" w:styleId="104">
+  <w:style w:type="table" w:styleId="801">
     <w:name w:val="List Table 6 Colorful - Accent 1"/>
-    <w:basedOn w:val="665"/>
+    <w:basedOn w:val="895"/>
     <w:uiPriority w:val="99"/>
     <w:pPr>
       <w:pBdr/>
@@ -23552,9 +23927,9 @@
       </w:tcPr>
     </w:tblStylePr>
   </w:style>
-  <w:style w:type="table" w:styleId="105">
+  <w:style w:type="table" w:styleId="802">
     <w:name w:val="List Table 6 Colorful - Accent 2"/>
-    <w:basedOn w:val="665"/>
+    <w:basedOn w:val="895"/>
     <w:uiPriority w:val="99"/>
     <w:pPr>
       <w:pBdr/>
@@ -23775,9 +24150,9 @@
       </w:tcPr>
     </w:tblStylePr>
   </w:style>
-  <w:style w:type="table" w:styleId="106">
+  <w:style w:type="table" w:styleId="803">
     <w:name w:val="List Table 6 Colorful - Accent 3"/>
-    <w:basedOn w:val="665"/>
+    <w:basedOn w:val="895"/>
     <w:uiPriority w:val="99"/>
     <w:pPr>
       <w:pBdr/>
@@ -23998,9 +24373,9 @@
       </w:tcPr>
     </w:tblStylePr>
   </w:style>
-  <w:style w:type="table" w:styleId="107">
+  <w:style w:type="table" w:styleId="804">
     <w:name w:val="List Table 6 Colorful - Accent 4"/>
-    <w:basedOn w:val="665"/>
+    <w:basedOn w:val="895"/>
     <w:uiPriority w:val="99"/>
     <w:pPr>
       <w:pBdr/>
@@ -24221,9 +24596,9 @@
       </w:tcPr>
     </w:tblStylePr>
   </w:style>
-  <w:style w:type="table" w:styleId="108">
+  <w:style w:type="table" w:styleId="805">
     <w:name w:val="List Table 6 Colorful - Accent 5"/>
-    <w:basedOn w:val="665"/>
+    <w:basedOn w:val="895"/>
     <w:uiPriority w:val="99"/>
     <w:pPr>
       <w:pBdr/>
@@ -24444,9 +24819,9 @@
       </w:tcPr>
     </w:tblStylePr>
   </w:style>
-  <w:style w:type="table" w:styleId="109">
+  <w:style w:type="table" w:styleId="806">
     <w:name w:val="List Table 6 Colorful - Accent 6"/>
-    <w:basedOn w:val="665"/>
+    <w:basedOn w:val="895"/>
     <w:uiPriority w:val="99"/>
     <w:pPr>
       <w:pBdr/>
@@ -24667,9 +25042,9 @@
       </w:tcPr>
     </w:tblStylePr>
   </w:style>
-  <w:style w:type="table" w:styleId="110">
+  <w:style w:type="table" w:styleId="807">
     <w:name w:val="List Table 7 Colorful"/>
-    <w:basedOn w:val="665"/>
+    <w:basedOn w:val="895"/>
     <w:uiPriority w:val="99"/>
     <w:pPr>
       <w:pBdr/>
@@ -24768,11 +25143,11 @@
         <w:tblBorders/>
       </w:tblPr>
       <w:tcPr>
-        <w:shd w:color="ffffff"/>
+        <w:shd w:val="clear" w:color="ffffff"/>
         <w:tcBorders>
-          <w:top w:val="none"/>
-          <w:left w:val="none"/>
-          <w:bottom w:val="none"/>
+          <w:top w:val="none" w:color="000000" w:sz="4" w:space="0"/>
+          <w:left w:val="none" w:color="000000" w:sz="4" w:space="0"/>
+          <w:bottom w:val="none" w:color="000000" w:sz="4" w:space="0"/>
           <w:right w:val="single" w:color="000000" w:themeColor="text1" w:themeTint="80" w:sz="4" w:space="0"/>
         </w:tcBorders>
       </w:tcPr>
@@ -24795,10 +25170,10 @@
       <w:tcPr>
         <w:shd w:val="clear" w:color="ffffff" w:themeColor="light1" w:fill="ffffff" w:themeFill="light1"/>
         <w:tcBorders>
-          <w:top w:val="none"/>
-          <w:left w:val="none"/>
+          <w:top w:val="none" w:color="000000" w:sz="4" w:space="0"/>
+          <w:left w:val="none" w:color="000000" w:sz="4" w:space="0"/>
           <w:bottom w:val="single" w:color="000000" w:themeColor="text1" w:themeTint="80" w:sz="4" w:space="0"/>
-          <w:right w:val="none"/>
+          <w:right w:val="none" w:color="000000" w:sz="4" w:space="0"/>
         </w:tcBorders>
       </w:tcPr>
     </w:tblStylePr>
@@ -24818,12 +25193,12 @@
         <w:tblBorders/>
       </w:tblPr>
       <w:tcPr>
-        <w:shd w:color="ffffff"/>
+        <w:shd w:val="clear" w:color="ffffff"/>
         <w:tcBorders>
-          <w:top w:val="none"/>
+          <w:top w:val="none" w:color="000000" w:sz="4" w:space="0"/>
           <w:left w:val="single" w:color="000000" w:themeColor="text1" w:themeTint="80" w:sz="4" w:space="0"/>
-          <w:bottom w:val="none"/>
-          <w:right w:val="none"/>
+          <w:bottom w:val="none" w:color="000000" w:sz="4" w:space="0"/>
+          <w:right w:val="none" w:color="000000" w:sz="4" w:space="0"/>
         </w:tcBorders>
       </w:tcPr>
     </w:tblStylePr>
@@ -24846,9 +25221,9 @@
         <w:shd w:val="clear" w:color="ffffff" w:themeColor="light1" w:fill="ffffff" w:themeFill="light1"/>
         <w:tcBorders>
           <w:top w:val="single" w:color="000000" w:themeColor="text1" w:themeTint="80" w:sz="4" w:space="0"/>
-          <w:left w:val="none"/>
-          <w:bottom w:val="none"/>
-          <w:right w:val="none"/>
+          <w:left w:val="none" w:color="000000" w:sz="4" w:space="0"/>
+          <w:bottom w:val="none" w:color="000000" w:sz="4" w:space="0"/>
+          <w:right w:val="none" w:color="000000" w:sz="4" w:space="0"/>
         </w:tcBorders>
       </w:tcPr>
     </w:tblStylePr>
@@ -24923,9 +25298,9 @@
       </w:tcPr>
     </w:tblStylePr>
   </w:style>
-  <w:style w:type="table" w:styleId="111">
+  <w:style w:type="table" w:styleId="808">
     <w:name w:val="List Table 7 Colorful - Accent 1"/>
-    <w:basedOn w:val="665"/>
+    <w:basedOn w:val="895"/>
     <w:uiPriority w:val="99"/>
     <w:pPr>
       <w:pBdr/>
@@ -25024,11 +25399,11 @@
         <w:tblBorders/>
       </w:tblPr>
       <w:tcPr>
-        <w:shd w:color="ffffff"/>
+        <w:shd w:val="clear" w:color="ffffff"/>
         <w:tcBorders>
-          <w:top w:val="none"/>
-          <w:left w:val="none"/>
-          <w:bottom w:val="none"/>
+          <w:top w:val="none" w:color="000000" w:sz="4" w:space="0"/>
+          <w:left w:val="none" w:color="000000" w:sz="4" w:space="0"/>
+          <w:bottom w:val="none" w:color="000000" w:sz="4" w:space="0"/>
           <w:right w:val="single" w:color="000000" w:themeColor="accent1" w:sz="4" w:space="0"/>
         </w:tcBorders>
       </w:tcPr>
@@ -25051,10 +25426,10 @@
       <w:tcPr>
         <w:shd w:val="clear" w:color="ffffff" w:themeColor="light1" w:fill="ffffff" w:themeFill="light1"/>
         <w:tcBorders>
-          <w:top w:val="none"/>
-          <w:left w:val="none"/>
+          <w:top w:val="none" w:color="000000" w:sz="4" w:space="0"/>
+          <w:left w:val="none" w:color="000000" w:sz="4" w:space="0"/>
           <w:bottom w:val="single" w:color="000000" w:themeColor="accent1" w:sz="4" w:space="0"/>
-          <w:right w:val="none"/>
+          <w:right w:val="none" w:color="000000" w:sz="4" w:space="0"/>
         </w:tcBorders>
       </w:tcPr>
     </w:tblStylePr>
@@ -25074,12 +25449,12 @@
         <w:tblBorders/>
       </w:tblPr>
       <w:tcPr>
-        <w:shd w:color="ffffff"/>
+        <w:shd w:val="clear" w:color="ffffff"/>
         <w:tcBorders>
-          <w:top w:val="none"/>
+          <w:top w:val="none" w:color="000000" w:sz="4" w:space="0"/>
           <w:left w:val="single" w:color="000000" w:themeColor="accent1" w:sz="4" w:space="0"/>
-          <w:bottom w:val="none"/>
-          <w:right w:val="none"/>
+          <w:bottom w:val="none" w:color="000000" w:sz="4" w:space="0"/>
+          <w:right w:val="none" w:color="000000" w:sz="4" w:space="0"/>
         </w:tcBorders>
       </w:tcPr>
     </w:tblStylePr>
@@ -25102,9 +25477,9 @@
         <w:shd w:val="clear" w:color="ffffff" w:themeColor="light1" w:fill="ffffff" w:themeFill="light1"/>
         <w:tcBorders>
           <w:top w:val="single" w:color="000000" w:themeColor="accent1" w:sz="4" w:space="0"/>
-          <w:left w:val="none"/>
-          <w:bottom w:val="none"/>
-          <w:right w:val="none"/>
+          <w:left w:val="none" w:color="000000" w:sz="4" w:space="0"/>
+          <w:bottom w:val="none" w:color="000000" w:sz="4" w:space="0"/>
+          <w:right w:val="none" w:color="000000" w:sz="4" w:space="0"/>
         </w:tcBorders>
       </w:tcPr>
     </w:tblStylePr>
@@ -25179,9 +25554,9 @@
       </w:tcPr>
     </w:tblStylePr>
   </w:style>
-  <w:style w:type="table" w:styleId="112">
+  <w:style w:type="table" w:styleId="809">
     <w:name w:val="List Table 7 Colorful - Accent 2"/>
-    <w:basedOn w:val="665"/>
+    <w:basedOn w:val="895"/>
     <w:uiPriority w:val="99"/>
     <w:pPr>
       <w:pBdr/>
@@ -25280,11 +25655,11 @@
         <w:tblBorders/>
       </w:tblPr>
       <w:tcPr>
-        <w:shd w:color="ffffff"/>
+        <w:shd w:val="clear" w:color="ffffff"/>
         <w:tcBorders>
-          <w:top w:val="none"/>
-          <w:left w:val="none"/>
-          <w:bottom w:val="none"/>
+          <w:top w:val="none" w:color="000000" w:sz="4" w:space="0"/>
+          <w:left w:val="none" w:color="000000" w:sz="4" w:space="0"/>
+          <w:bottom w:val="none" w:color="000000" w:sz="4" w:space="0"/>
           <w:right w:val="single" w:color="000000" w:themeColor="accent2" w:themeTint="97" w:sz="4" w:space="0"/>
         </w:tcBorders>
       </w:tcPr>
@@ -25307,10 +25682,10 @@
       <w:tcPr>
         <w:shd w:val="clear" w:color="ffffff" w:themeColor="light1" w:fill="ffffff" w:themeFill="light1"/>
         <w:tcBorders>
-          <w:top w:val="none"/>
-          <w:left w:val="none"/>
+          <w:top w:val="none" w:color="000000" w:sz="4" w:space="0"/>
+          <w:left w:val="none" w:color="000000" w:sz="4" w:space="0"/>
           <w:bottom w:val="single" w:color="000000" w:themeColor="accent2" w:themeTint="97" w:sz="4" w:space="0"/>
-          <w:right w:val="none"/>
+          <w:right w:val="none" w:color="000000" w:sz="4" w:space="0"/>
         </w:tcBorders>
       </w:tcPr>
     </w:tblStylePr>
@@ -25330,12 +25705,12 @@
         <w:tblBorders/>
       </w:tblPr>
       <w:tcPr>
-        <w:shd w:color="ffffff"/>
+        <w:shd w:val="clear" w:color="ffffff"/>
         <w:tcBorders>
-          <w:top w:val="none"/>
+          <w:top w:val="none" w:color="000000" w:sz="4" w:space="0"/>
           <w:left w:val="single" w:color="000000" w:themeColor="accent2" w:themeTint="97" w:sz="4" w:space="0"/>
-          <w:bottom w:val="none"/>
-          <w:right w:val="none"/>
+          <w:bottom w:val="none" w:color="000000" w:sz="4" w:space="0"/>
+          <w:right w:val="none" w:color="000000" w:sz="4" w:space="0"/>
         </w:tcBorders>
       </w:tcPr>
     </w:tblStylePr>
@@ -25358,9 +25733,9 @@
         <w:shd w:val="clear" w:color="ffffff" w:themeColor="light1" w:fill="ffffff" w:themeFill="light1"/>
         <w:tcBorders>
           <w:top w:val="single" w:color="000000" w:themeColor="accent2" w:themeTint="97" w:sz="4" w:space="0"/>
-          <w:left w:val="none"/>
-          <w:bottom w:val="none"/>
-          <w:right w:val="none"/>
+          <w:left w:val="none" w:color="000000" w:sz="4" w:space="0"/>
+          <w:bottom w:val="none" w:color="000000" w:sz="4" w:space="0"/>
+          <w:right w:val="none" w:color="000000" w:sz="4" w:space="0"/>
         </w:tcBorders>
       </w:tcPr>
     </w:tblStylePr>
@@ -25435,9 +25810,9 @@
       </w:tcPr>
     </w:tblStylePr>
   </w:style>
-  <w:style w:type="table" w:styleId="113">
+  <w:style w:type="table" w:styleId="810">
     <w:name w:val="List Table 7 Colorful - Accent 3"/>
-    <w:basedOn w:val="665"/>
+    <w:basedOn w:val="895"/>
     <w:uiPriority w:val="99"/>
     <w:pPr>
       <w:pBdr/>
@@ -25536,11 +25911,11 @@
         <w:tblBorders/>
       </w:tblPr>
       <w:tcPr>
-        <w:shd w:color="ffffff"/>
+        <w:shd w:val="clear" w:color="ffffff"/>
         <w:tcBorders>
-          <w:top w:val="none"/>
-          <w:left w:val="none"/>
-          <w:bottom w:val="none"/>
+          <w:top w:val="none" w:color="000000" w:sz="4" w:space="0"/>
+          <w:left w:val="none" w:color="000000" w:sz="4" w:space="0"/>
+          <w:bottom w:val="none" w:color="000000" w:sz="4" w:space="0"/>
           <w:right w:val="single" w:color="000000" w:themeColor="accent3" w:themeTint="98" w:sz="4" w:space="0"/>
         </w:tcBorders>
       </w:tcPr>
@@ -25563,10 +25938,10 @@
       <w:tcPr>
         <w:shd w:val="clear" w:color="ffffff" w:themeColor="light1" w:fill="ffffff" w:themeFill="light1"/>
         <w:tcBorders>
-          <w:top w:val="none"/>
-          <w:left w:val="none"/>
+          <w:top w:val="none" w:color="000000" w:sz="4" w:space="0"/>
+          <w:left w:val="none" w:color="000000" w:sz="4" w:space="0"/>
           <w:bottom w:val="single" w:color="000000" w:themeColor="accent3" w:themeTint="98" w:sz="4" w:space="0"/>
-          <w:right w:val="none"/>
+          <w:right w:val="none" w:color="000000" w:sz="4" w:space="0"/>
         </w:tcBorders>
       </w:tcPr>
     </w:tblStylePr>
@@ -25586,12 +25961,12 @@
         <w:tblBorders/>
       </w:tblPr>
       <w:tcPr>
-        <w:shd w:color="ffffff"/>
+        <w:shd w:val="clear" w:color="ffffff"/>
         <w:tcBorders>
-          <w:top w:val="none"/>
+          <w:top w:val="none" w:color="000000" w:sz="4" w:space="0"/>
           <w:left w:val="single" w:color="000000" w:themeColor="accent3" w:themeTint="98" w:sz="4" w:space="0"/>
-          <w:bottom w:val="none"/>
-          <w:right w:val="none"/>
+          <w:bottom w:val="none" w:color="000000" w:sz="4" w:space="0"/>
+          <w:right w:val="none" w:color="000000" w:sz="4" w:space="0"/>
         </w:tcBorders>
       </w:tcPr>
     </w:tblStylePr>
@@ -25614,9 +25989,9 @@
         <w:shd w:val="clear" w:color="ffffff" w:themeColor="light1" w:fill="ffffff" w:themeFill="light1"/>
         <w:tcBorders>
           <w:top w:val="single" w:color="000000" w:themeColor="accent3" w:themeTint="98" w:sz="4" w:space="0"/>
-          <w:left w:val="none"/>
-          <w:bottom w:val="none"/>
-          <w:right w:val="none"/>
+          <w:left w:val="none" w:color="000000" w:sz="4" w:space="0"/>
+          <w:bottom w:val="none" w:color="000000" w:sz="4" w:space="0"/>
+          <w:right w:val="none" w:color="000000" w:sz="4" w:space="0"/>
         </w:tcBorders>
       </w:tcPr>
     </w:tblStylePr>
@@ -25691,9 +26066,9 @@
       </w:tcPr>
     </w:tblStylePr>
   </w:style>
-  <w:style w:type="table" w:styleId="114">
+  <w:style w:type="table" w:styleId="811">
     <w:name w:val="List Table 7 Colorful - Accent 4"/>
-    <w:basedOn w:val="665"/>
+    <w:basedOn w:val="895"/>
     <w:uiPriority w:val="99"/>
     <w:pPr>
       <w:pBdr/>
@@ -25792,11 +26167,11 @@
         <w:tblBorders/>
       </w:tblPr>
       <w:tcPr>
-        <w:shd w:color="ffffff"/>
+        <w:shd w:val="clear" w:color="ffffff"/>
         <w:tcBorders>
-          <w:top w:val="none"/>
-          <w:left w:val="none"/>
-          <w:bottom w:val="none"/>
+          <w:top w:val="none" w:color="000000" w:sz="4" w:space="0"/>
+          <w:left w:val="none" w:color="000000" w:sz="4" w:space="0"/>
+          <w:bottom w:val="none" w:color="000000" w:sz="4" w:space="0"/>
           <w:right w:val="single" w:color="000000" w:themeColor="accent4" w:themeTint="9A" w:sz="4" w:space="0"/>
         </w:tcBorders>
       </w:tcPr>
@@ -25819,10 +26194,10 @@
       <w:tcPr>
         <w:shd w:val="clear" w:color="ffffff" w:themeColor="light1" w:fill="ffffff" w:themeFill="light1"/>
         <w:tcBorders>
-          <w:top w:val="none"/>
-          <w:left w:val="none"/>
+          <w:top w:val="none" w:color="000000" w:sz="4" w:space="0"/>
+          <w:left w:val="none" w:color="000000" w:sz="4" w:space="0"/>
           <w:bottom w:val="single" w:color="000000" w:themeColor="accent4" w:themeTint="9A" w:sz="4" w:space="0"/>
-          <w:right w:val="none"/>
+          <w:right w:val="none" w:color="000000" w:sz="4" w:space="0"/>
         </w:tcBorders>
       </w:tcPr>
     </w:tblStylePr>
@@ -25842,12 +26217,12 @@
         <w:tblBorders/>
       </w:tblPr>
       <w:tcPr>
-        <w:shd w:color="ffffff"/>
+        <w:shd w:val="clear" w:color="ffffff"/>
         <w:tcBorders>
-          <w:top w:val="none"/>
+          <w:top w:val="none" w:color="000000" w:sz="4" w:space="0"/>
           <w:left w:val="single" w:color="000000" w:themeColor="accent4" w:themeTint="9A" w:sz="4" w:space="0"/>
-          <w:bottom w:val="none"/>
-          <w:right w:val="none"/>
+          <w:bottom w:val="none" w:color="000000" w:sz="4" w:space="0"/>
+          <w:right w:val="none" w:color="000000" w:sz="4" w:space="0"/>
         </w:tcBorders>
       </w:tcPr>
     </w:tblStylePr>
@@ -25870,9 +26245,9 @@
         <w:shd w:val="clear" w:color="ffffff" w:themeColor="light1" w:fill="ffffff" w:themeFill="light1"/>
         <w:tcBorders>
           <w:top w:val="single" w:color="000000" w:themeColor="accent4" w:themeTint="9A" w:sz="4" w:space="0"/>
-          <w:left w:val="none"/>
-          <w:bottom w:val="none"/>
-          <w:right w:val="none"/>
+          <w:left w:val="none" w:color="000000" w:sz="4" w:space="0"/>
+          <w:bottom w:val="none" w:color="000000" w:sz="4" w:space="0"/>
+          <w:right w:val="none" w:color="000000" w:sz="4" w:space="0"/>
         </w:tcBorders>
       </w:tcPr>
     </w:tblStylePr>
@@ -25947,9 +26322,9 @@
       </w:tcPr>
     </w:tblStylePr>
   </w:style>
-  <w:style w:type="table" w:styleId="115">
+  <w:style w:type="table" w:styleId="812">
     <w:name w:val="List Table 7 Colorful - Accent 5"/>
-    <w:basedOn w:val="665"/>
+    <w:basedOn w:val="895"/>
     <w:uiPriority w:val="99"/>
     <w:pPr>
       <w:pBdr/>
@@ -26048,11 +26423,11 @@
         <w:tblBorders/>
       </w:tblPr>
       <w:tcPr>
-        <w:shd w:color="ffffff"/>
+        <w:shd w:val="clear" w:color="ffffff"/>
         <w:tcBorders>
-          <w:top w:val="none"/>
-          <w:left w:val="none"/>
-          <w:bottom w:val="none"/>
+          <w:top w:val="none" w:color="000000" w:sz="4" w:space="0"/>
+          <w:left w:val="none" w:color="000000" w:sz="4" w:space="0"/>
+          <w:bottom w:val="none" w:color="000000" w:sz="4" w:space="0"/>
           <w:right w:val="single" w:color="000000" w:themeColor="accent5" w:themeTint="9A" w:sz="4" w:space="0"/>
         </w:tcBorders>
       </w:tcPr>
@@ -26075,10 +26450,10 @@
       <w:tcPr>
         <w:shd w:val="clear" w:color="ffffff" w:themeColor="light1" w:fill="ffffff" w:themeFill="light1"/>
         <w:tcBorders>
-          <w:top w:val="none"/>
-          <w:left w:val="none"/>
+          <w:top w:val="none" w:color="000000" w:sz="4" w:space="0"/>
+          <w:left w:val="none" w:color="000000" w:sz="4" w:space="0"/>
           <w:bottom w:val="single" w:color="000000" w:themeColor="accent5" w:themeTint="9A" w:sz="4" w:space="0"/>
-          <w:right w:val="none"/>
+          <w:right w:val="none" w:color="000000" w:sz="4" w:space="0"/>
         </w:tcBorders>
       </w:tcPr>
     </w:tblStylePr>
@@ -26098,12 +26473,12 @@
         <w:tblBorders/>
       </w:tblPr>
       <w:tcPr>
-        <w:shd w:color="ffffff"/>
+        <w:shd w:val="clear" w:color="ffffff"/>
         <w:tcBorders>
-          <w:top w:val="none"/>
+          <w:top w:val="none" w:color="000000" w:sz="4" w:space="0"/>
           <w:left w:val="single" w:color="000000" w:themeColor="accent5" w:themeTint="9A" w:sz="4" w:space="0"/>
-          <w:bottom w:val="none"/>
-          <w:right w:val="none"/>
+          <w:bottom w:val="none" w:color="000000" w:sz="4" w:space="0"/>
+          <w:right w:val="none" w:color="000000" w:sz="4" w:space="0"/>
         </w:tcBorders>
       </w:tcPr>
     </w:tblStylePr>
@@ -26126,9 +26501,9 @@
         <w:shd w:val="clear" w:color="ffffff" w:themeColor="light1" w:fill="ffffff" w:themeFill="light1"/>
         <w:tcBorders>
           <w:top w:val="single" w:color="000000" w:themeColor="accent5" w:themeTint="9A" w:sz="4" w:space="0"/>
-          <w:left w:val="none"/>
-          <w:bottom w:val="none"/>
-          <w:right w:val="none"/>
+          <w:left w:val="none" w:color="000000" w:sz="4" w:space="0"/>
+          <w:bottom w:val="none" w:color="000000" w:sz="4" w:space="0"/>
+          <w:right w:val="none" w:color="000000" w:sz="4" w:space="0"/>
         </w:tcBorders>
       </w:tcPr>
     </w:tblStylePr>
@@ -26203,9 +26578,9 @@
       </w:tcPr>
     </w:tblStylePr>
   </w:style>
-  <w:style w:type="table" w:styleId="116">
+  <w:style w:type="table" w:styleId="813">
     <w:name w:val="List Table 7 Colorful - Accent 6"/>
-    <w:basedOn w:val="665"/>
+    <w:basedOn w:val="895"/>
     <w:uiPriority w:val="99"/>
     <w:pPr>
       <w:pBdr/>
@@ -26304,11 +26679,11 @@
         <w:tblBorders/>
       </w:tblPr>
       <w:tcPr>
-        <w:shd w:color="ffffff"/>
+        <w:shd w:val="clear" w:color="ffffff"/>
         <w:tcBorders>
-          <w:top w:val="none"/>
-          <w:left w:val="none"/>
-          <w:bottom w:val="none"/>
+          <w:top w:val="none" w:color="000000" w:sz="4" w:space="0"/>
+          <w:left w:val="none" w:color="000000" w:sz="4" w:space="0"/>
+          <w:bottom w:val="none" w:color="000000" w:sz="4" w:space="0"/>
           <w:right w:val="single" w:color="000000" w:themeColor="accent6" w:themeTint="98" w:sz="4" w:space="0"/>
         </w:tcBorders>
       </w:tcPr>
@@ -26331,10 +26706,10 @@
       <w:tcPr>
         <w:shd w:val="clear" w:color="ffffff" w:themeColor="light1" w:fill="ffffff" w:themeFill="light1"/>
         <w:tcBorders>
-          <w:top w:val="none"/>
-          <w:left w:val="none"/>
+          <w:top w:val="none" w:color="000000" w:sz="4" w:space="0"/>
+          <w:left w:val="none" w:color="000000" w:sz="4" w:space="0"/>
           <w:bottom w:val="single" w:color="000000" w:themeColor="accent6" w:themeTint="98" w:sz="4" w:space="0"/>
-          <w:right w:val="none"/>
+          <w:right w:val="none" w:color="000000" w:sz="4" w:space="0"/>
         </w:tcBorders>
       </w:tcPr>
     </w:tblStylePr>
@@ -26354,12 +26729,12 @@
         <w:tblBorders/>
       </w:tblPr>
       <w:tcPr>
-        <w:shd w:color="ffffff"/>
+        <w:shd w:val="clear" w:color="ffffff"/>
         <w:tcBorders>
-          <w:top w:val="none"/>
+          <w:top w:val="none" w:color="000000" w:sz="4" w:space="0"/>
           <w:left w:val="single" w:color="000000" w:themeColor="accent6" w:themeTint="98" w:sz="4" w:space="0"/>
-          <w:bottom w:val="none"/>
-          <w:right w:val="none"/>
+          <w:bottom w:val="none" w:color="000000" w:sz="4" w:space="0"/>
+          <w:right w:val="none" w:color="000000" w:sz="4" w:space="0"/>
         </w:tcBorders>
       </w:tcPr>
     </w:tblStylePr>
@@ -26382,9 +26757,9 @@
         <w:shd w:val="clear" w:color="ffffff" w:themeColor="light1" w:fill="ffffff" w:themeFill="light1"/>
         <w:tcBorders>
           <w:top w:val="single" w:color="000000" w:themeColor="accent6" w:themeTint="98" w:sz="4" w:space="0"/>
-          <w:left w:val="none"/>
-          <w:bottom w:val="none"/>
-          <w:right w:val="none"/>
+          <w:left w:val="none" w:color="000000" w:sz="4" w:space="0"/>
+          <w:bottom w:val="none" w:color="000000" w:sz="4" w:space="0"/>
+          <w:right w:val="none" w:color="000000" w:sz="4" w:space="0"/>
         </w:tcBorders>
       </w:tcPr>
     </w:tblStylePr>
@@ -26459,9 +26834,9 @@
       </w:tcPr>
     </w:tblStylePr>
   </w:style>
-  <w:style w:type="table" w:styleId="117">
+  <w:style w:type="table" w:styleId="814">
     <w:name w:val="Lined - Accent"/>
-    <w:basedOn w:val="665"/>
+    <w:basedOn w:val="895"/>
     <w:uiPriority w:val="99"/>
     <w:pPr>
       <w:pBdr/>
@@ -26696,9 +27071,9 @@
       </w:tcPr>
     </w:tblStylePr>
   </w:style>
-  <w:style w:type="table" w:styleId="118">
+  <w:style w:type="table" w:styleId="815">
     <w:name w:val="Lined - Accent 1"/>
-    <w:basedOn w:val="665"/>
+    <w:basedOn w:val="895"/>
     <w:uiPriority w:val="99"/>
     <w:pPr>
       <w:pBdr/>
@@ -26933,9 +27308,9 @@
       </w:tcPr>
     </w:tblStylePr>
   </w:style>
-  <w:style w:type="table" w:styleId="119">
+  <w:style w:type="table" w:styleId="816">
     <w:name w:val="Lined - Accent 2"/>
-    <w:basedOn w:val="665"/>
+    <w:basedOn w:val="895"/>
     <w:uiPriority w:val="99"/>
     <w:pPr>
       <w:pBdr/>
@@ -27170,9 +27545,9 @@
       </w:tcPr>
     </w:tblStylePr>
   </w:style>
-  <w:style w:type="table" w:styleId="120">
+  <w:style w:type="table" w:styleId="817">
     <w:name w:val="Lined - Accent 3"/>
-    <w:basedOn w:val="665"/>
+    <w:basedOn w:val="895"/>
     <w:uiPriority w:val="99"/>
     <w:pPr>
       <w:pBdr/>
@@ -27407,9 +27782,9 @@
       </w:tcPr>
     </w:tblStylePr>
   </w:style>
-  <w:style w:type="table" w:styleId="121">
+  <w:style w:type="table" w:styleId="818">
     <w:name w:val="Lined - Accent 4"/>
-    <w:basedOn w:val="665"/>
+    <w:basedOn w:val="895"/>
     <w:uiPriority w:val="99"/>
     <w:pPr>
       <w:pBdr/>
@@ -27644,9 +28019,9 @@
       </w:tcPr>
     </w:tblStylePr>
   </w:style>
-  <w:style w:type="table" w:styleId="122">
+  <w:style w:type="table" w:styleId="819">
     <w:name w:val="Lined - Accent 5"/>
-    <w:basedOn w:val="665"/>
+    <w:basedOn w:val="895"/>
     <w:uiPriority w:val="99"/>
     <w:pPr>
       <w:pBdr/>
@@ -27881,9 +28256,9 @@
       </w:tcPr>
     </w:tblStylePr>
   </w:style>
-  <w:style w:type="table" w:styleId="123">
+  <w:style w:type="table" w:styleId="820">
     <w:name w:val="Lined - Accent 6"/>
-    <w:basedOn w:val="665"/>
+    <w:basedOn w:val="895"/>
     <w:uiPriority w:val="99"/>
     <w:pPr>
       <w:pBdr/>
@@ -28118,9 +28493,9 @@
       </w:tcPr>
     </w:tblStylePr>
   </w:style>
-  <w:style w:type="table" w:styleId="124">
+  <w:style w:type="table" w:styleId="821">
     <w:name w:val="Bordered &amp; Lined - Accent"/>
-    <w:basedOn w:val="665"/>
+    <w:basedOn w:val="895"/>
     <w:uiPriority w:val="99"/>
     <w:pPr>
       <w:pBdr/>
@@ -28362,9 +28737,9 @@
       </w:tcPr>
     </w:tblStylePr>
   </w:style>
-  <w:style w:type="table" w:styleId="125">
+  <w:style w:type="table" w:styleId="822">
     <w:name w:val="Bordered &amp; Lined - Accent 1"/>
-    <w:basedOn w:val="665"/>
+    <w:basedOn w:val="895"/>
     <w:uiPriority w:val="99"/>
     <w:pPr>
       <w:pBdr/>
@@ -28606,9 +28981,9 @@
       </w:tcPr>
     </w:tblStylePr>
   </w:style>
-  <w:style w:type="table" w:styleId="126">
+  <w:style w:type="table" w:styleId="823">
     <w:name w:val="Bordered &amp; Lined - Accent 2"/>
-    <w:basedOn w:val="665"/>
+    <w:basedOn w:val="895"/>
     <w:uiPriority w:val="99"/>
     <w:pPr>
       <w:pBdr/>
@@ -28850,9 +29225,9 @@
       </w:tcPr>
     </w:tblStylePr>
   </w:style>
-  <w:style w:type="table" w:styleId="127">
+  <w:style w:type="table" w:styleId="824">
     <w:name w:val="Bordered &amp; Lined - Accent 3"/>
-    <w:basedOn w:val="665"/>
+    <w:basedOn w:val="895"/>
     <w:uiPriority w:val="99"/>
     <w:pPr>
       <w:pBdr/>
@@ -29094,9 +29469,9 @@
       </w:tcPr>
     </w:tblStylePr>
   </w:style>
-  <w:style w:type="table" w:styleId="128">
+  <w:style w:type="table" w:styleId="825">
     <w:name w:val="Bordered &amp; Lined - Accent 4"/>
-    <w:basedOn w:val="665"/>
+    <w:basedOn w:val="895"/>
     <w:uiPriority w:val="99"/>
     <w:pPr>
       <w:pBdr/>
@@ -29338,9 +29713,9 @@
       </w:tcPr>
     </w:tblStylePr>
   </w:style>
-  <w:style w:type="table" w:styleId="129">
+  <w:style w:type="table" w:styleId="826">
     <w:name w:val="Bordered &amp; Lined - Accent 5"/>
-    <w:basedOn w:val="665"/>
+    <w:basedOn w:val="895"/>
     <w:uiPriority w:val="99"/>
     <w:pPr>
       <w:pBdr/>
@@ -29582,9 +29957,9 @@
       </w:tcPr>
     </w:tblStylePr>
   </w:style>
-  <w:style w:type="table" w:styleId="130">
+  <w:style w:type="table" w:styleId="827">
     <w:name w:val="Bordered &amp; Lined - Accent 6"/>
-    <w:basedOn w:val="665"/>
+    <w:basedOn w:val="895"/>
     <w:uiPriority w:val="99"/>
     <w:pPr>
       <w:pBdr/>
@@ -29826,9 +30201,9 @@
       </w:tcPr>
     </w:tblStylePr>
   </w:style>
-  <w:style w:type="table" w:styleId="131">
+  <w:style w:type="table" w:styleId="828">
     <w:name w:val="Bordered"/>
-    <w:basedOn w:val="665"/>
+    <w:basedOn w:val="895"/>
     <w:uiPriority w:val="99"/>
     <w:pPr>
       <w:pBdr/>
@@ -30057,9 +30432,9 @@
       </w:tcPr>
     </w:tblStylePr>
   </w:style>
-  <w:style w:type="table" w:styleId="132">
+  <w:style w:type="table" w:styleId="829">
     <w:name w:val="Bordered - Accent 1"/>
-    <w:basedOn w:val="665"/>
+    <w:basedOn w:val="895"/>
     <w:uiPriority w:val="99"/>
     <w:pPr>
       <w:pBdr/>
@@ -30288,9 +30663,9 @@
       </w:tcPr>
     </w:tblStylePr>
   </w:style>
-  <w:style w:type="table" w:styleId="133">
+  <w:style w:type="table" w:styleId="830">
     <w:name w:val="Bordered - Accent 2"/>
-    <w:basedOn w:val="665"/>
+    <w:basedOn w:val="895"/>
     <w:uiPriority w:val="99"/>
     <w:pPr>
       <w:pBdr/>
@@ -30519,9 +30894,9 @@
       </w:tcPr>
     </w:tblStylePr>
   </w:style>
-  <w:style w:type="table" w:styleId="134">
+  <w:style w:type="table" w:styleId="831">
     <w:name w:val="Bordered - Accent 3"/>
-    <w:basedOn w:val="665"/>
+    <w:basedOn w:val="895"/>
     <w:uiPriority w:val="99"/>
     <w:pPr>
       <w:pBdr/>
@@ -30750,9 +31125,9 @@
       </w:tcPr>
     </w:tblStylePr>
   </w:style>
-  <w:style w:type="table" w:styleId="135">
+  <w:style w:type="table" w:styleId="832">
     <w:name w:val="Bordered - Accent 4"/>
-    <w:basedOn w:val="665"/>
+    <w:basedOn w:val="895"/>
     <w:uiPriority w:val="99"/>
     <w:pPr>
       <w:pBdr/>
@@ -30981,9 +31356,9 @@
       </w:tcPr>
     </w:tblStylePr>
   </w:style>
-  <w:style w:type="table" w:styleId="136">
+  <w:style w:type="table" w:styleId="833">
     <w:name w:val="Bordered - Accent 5"/>
-    <w:basedOn w:val="665"/>
+    <w:basedOn w:val="895"/>
     <w:uiPriority w:val="99"/>
     <w:pPr>
       <w:pBdr/>
@@ -31212,9 +31587,9 @@
       </w:tcPr>
     </w:tblStylePr>
   </w:style>
-  <w:style w:type="table" w:styleId="137">
+  <w:style w:type="table" w:styleId="834">
     <w:name w:val="Bordered - Accent 6"/>
-    <w:basedOn w:val="665"/>
+    <w:basedOn w:val="895"/>
     <w:uiPriority w:val="99"/>
     <w:pPr>
       <w:pBdr/>
@@ -31443,11 +31818,11 @@
       </w:tcPr>
     </w:tblStylePr>
   </w:style>
-  <w:style w:type="paragraph" w:styleId="139">
+  <w:style w:type="paragraph" w:styleId="835">
     <w:name w:val="Heading 1"/>
-    <w:basedOn w:val="664"/>
-    <w:next w:val="664"/>
-    <w:link w:val="150"/>
+    <w:basedOn w:val="894"/>
+    <w:next w:val="894"/>
+    <w:link w:val="845"/>
     <w:uiPriority w:val="9"/>
     <w:qFormat/>
     <w:pPr>
@@ -31465,11 +31840,11 @@
       <w:szCs w:val="40"/>
     </w:rPr>
   </w:style>
-  <w:style w:type="paragraph" w:styleId="140">
+  <w:style w:type="paragraph" w:styleId="836">
     <w:name w:val="Heading 2"/>
-    <w:basedOn w:val="664"/>
-    <w:next w:val="664"/>
-    <w:link w:val="151"/>
+    <w:basedOn w:val="894"/>
+    <w:next w:val="894"/>
+    <w:link w:val="846"/>
     <w:uiPriority w:val="9"/>
     <w:unhideWhenUsed/>
     <w:qFormat/>
@@ -31488,11 +31863,11 @@
       <w:szCs w:val="32"/>
     </w:rPr>
   </w:style>
-  <w:style w:type="paragraph" w:styleId="141">
+  <w:style w:type="paragraph" w:styleId="837">
     <w:name w:val="Heading 3"/>
-    <w:basedOn w:val="664"/>
-    <w:next w:val="664"/>
-    <w:link w:val="152"/>
+    <w:basedOn w:val="894"/>
+    <w:next w:val="894"/>
+    <w:link w:val="847"/>
     <w:uiPriority w:val="9"/>
     <w:unhideWhenUsed/>
     <w:qFormat/>
@@ -31511,11 +31886,11 @@
       <w:szCs w:val="28"/>
     </w:rPr>
   </w:style>
-  <w:style w:type="paragraph" w:styleId="142">
+  <w:style w:type="paragraph" w:styleId="838">
     <w:name w:val="Heading 4"/>
-    <w:basedOn w:val="664"/>
-    <w:next w:val="664"/>
-    <w:link w:val="153"/>
+    <w:basedOn w:val="894"/>
+    <w:next w:val="894"/>
+    <w:link w:val="848"/>
     <w:uiPriority w:val="9"/>
     <w:unhideWhenUsed/>
     <w:qFormat/>
@@ -31534,11 +31909,11 @@
       <w:color w:val="0f4761" w:themeColor="accent1" w:themeShade="BF"/>
     </w:rPr>
   </w:style>
-  <w:style w:type="paragraph" w:styleId="143">
+  <w:style w:type="paragraph" w:styleId="839">
     <w:name w:val="Heading 5"/>
-    <w:basedOn w:val="664"/>
-    <w:next w:val="664"/>
-    <w:link w:val="154"/>
+    <w:basedOn w:val="894"/>
+    <w:next w:val="894"/>
+    <w:link w:val="849"/>
     <w:uiPriority w:val="9"/>
     <w:unhideWhenUsed/>
     <w:qFormat/>
@@ -31555,11 +31930,11 @@
       <w:color w:val="0f4761" w:themeColor="accent1" w:themeShade="BF"/>
     </w:rPr>
   </w:style>
-  <w:style w:type="paragraph" w:styleId="144">
+  <w:style w:type="paragraph" w:styleId="840">
     <w:name w:val="Heading 6"/>
-    <w:basedOn w:val="664"/>
-    <w:next w:val="664"/>
-    <w:link w:val="155"/>
+    <w:basedOn w:val="894"/>
+    <w:next w:val="894"/>
+    <w:link w:val="850"/>
     <w:uiPriority w:val="9"/>
     <w:unhideWhenUsed/>
     <w:qFormat/>
@@ -31578,11 +31953,11 @@
       <w:color w:val="595959" w:themeColor="text1" w:themeTint="A6"/>
     </w:rPr>
   </w:style>
-  <w:style w:type="paragraph" w:styleId="145">
+  <w:style w:type="paragraph" w:styleId="841">
     <w:name w:val="Heading 7"/>
-    <w:basedOn w:val="664"/>
-    <w:next w:val="664"/>
-    <w:link w:val="156"/>
+    <w:basedOn w:val="894"/>
+    <w:next w:val="894"/>
+    <w:link w:val="851"/>
     <w:uiPriority w:val="9"/>
     <w:unhideWhenUsed/>
     <w:qFormat/>
@@ -31599,11 +31974,11 @@
       <w:color w:val="595959" w:themeColor="text1" w:themeTint="A6"/>
     </w:rPr>
   </w:style>
-  <w:style w:type="paragraph" w:styleId="146">
+  <w:style w:type="paragraph" w:styleId="842">
     <w:name w:val="Heading 8"/>
-    <w:basedOn w:val="664"/>
-    <w:next w:val="664"/>
-    <w:link w:val="157"/>
+    <w:basedOn w:val="894"/>
+    <w:next w:val="894"/>
+    <w:link w:val="852"/>
     <w:uiPriority w:val="9"/>
     <w:unhideWhenUsed/>
     <w:qFormat/>
@@ -31622,11 +31997,11 @@
       <w:color w:val="272727" w:themeColor="text1" w:themeTint="D8"/>
     </w:rPr>
   </w:style>
-  <w:style w:type="paragraph" w:styleId="147">
+  <w:style w:type="paragraph" w:styleId="843">
     <w:name w:val="Heading 9"/>
-    <w:basedOn w:val="664"/>
-    <w:next w:val="664"/>
-    <w:link w:val="158"/>
+    <w:basedOn w:val="894"/>
+    <w:next w:val="894"/>
+    <w:link w:val="853"/>
     <w:uiPriority w:val="9"/>
     <w:unhideWhenUsed/>
     <w:qFormat/>
@@ -31645,7 +32020,7 @@
       <w:color w:val="272727" w:themeColor="text1" w:themeTint="D8"/>
     </w:rPr>
   </w:style>
-  <w:style w:type="character" w:styleId="148" w:default="1">
+  <w:style w:type="character" w:styleId="844" w:default="1">
     <w:name w:val="Default Paragraph Font"/>
     <w:uiPriority w:val="1"/>
     <w:semiHidden/>
@@ -31656,10 +32031,10 @@
       <w:ind/>
     </w:pPr>
   </w:style>
-  <w:style w:type="character" w:styleId="150">
+  <w:style w:type="character" w:styleId="845">
     <w:name w:val="Heading 1 Char"/>
-    <w:basedOn w:val="148"/>
-    <w:link w:val="139"/>
+    <w:basedOn w:val="844"/>
+    <w:link w:val="835"/>
     <w:uiPriority w:val="9"/>
     <w:pPr>
       <w:pBdr/>
@@ -31673,10 +32048,10 @@
       <w:szCs w:val="40"/>
     </w:rPr>
   </w:style>
-  <w:style w:type="character" w:styleId="151">
+  <w:style w:type="character" w:styleId="846">
     <w:name w:val="Heading 2 Char"/>
-    <w:basedOn w:val="148"/>
-    <w:link w:val="140"/>
+    <w:basedOn w:val="844"/>
+    <w:link w:val="836"/>
     <w:uiPriority w:val="9"/>
     <w:pPr>
       <w:pBdr/>
@@ -31690,10 +32065,10 @@
       <w:szCs w:val="32"/>
     </w:rPr>
   </w:style>
-  <w:style w:type="character" w:styleId="152">
+  <w:style w:type="character" w:styleId="847">
     <w:name w:val="Heading 3 Char"/>
-    <w:basedOn w:val="148"/>
-    <w:link w:val="141"/>
+    <w:basedOn w:val="844"/>
+    <w:link w:val="837"/>
     <w:uiPriority w:val="9"/>
     <w:pPr>
       <w:pBdr/>
@@ -31707,10 +32082,10 @@
       <w:szCs w:val="28"/>
     </w:rPr>
   </w:style>
-  <w:style w:type="character" w:styleId="153">
+  <w:style w:type="character" w:styleId="848">
     <w:name w:val="Heading 4 Char"/>
-    <w:basedOn w:val="148"/>
-    <w:link w:val="142"/>
+    <w:basedOn w:val="844"/>
+    <w:link w:val="838"/>
     <w:uiPriority w:val="9"/>
     <w:pPr>
       <w:pBdr/>
@@ -31724,10 +32099,10 @@
       <w:color w:val="0f4761" w:themeColor="accent1" w:themeShade="BF"/>
     </w:rPr>
   </w:style>
-  <w:style w:type="character" w:styleId="154">
+  <w:style w:type="character" w:styleId="849">
     <w:name w:val="Heading 5 Char"/>
-    <w:basedOn w:val="148"/>
-    <w:link w:val="143"/>
+    <w:basedOn w:val="844"/>
+    <w:link w:val="839"/>
     <w:uiPriority w:val="9"/>
     <w:pPr>
       <w:pBdr/>
@@ -31739,10 +32114,10 @@
       <w:color w:val="0f4761" w:themeColor="accent1" w:themeShade="BF"/>
     </w:rPr>
   </w:style>
-  <w:style w:type="character" w:styleId="155">
+  <w:style w:type="character" w:styleId="850">
     <w:name w:val="Heading 6 Char"/>
-    <w:basedOn w:val="148"/>
-    <w:link w:val="144"/>
+    <w:basedOn w:val="844"/>
+    <w:link w:val="840"/>
     <w:uiPriority w:val="9"/>
     <w:pPr>
       <w:pBdr/>
@@ -31756,10 +32131,10 @@
       <w:color w:val="595959" w:themeColor="text1" w:themeTint="A6"/>
     </w:rPr>
   </w:style>
-  <w:style w:type="character" w:styleId="156">
+  <w:style w:type="character" w:styleId="851">
     <w:name w:val="Heading 7 Char"/>
-    <w:basedOn w:val="148"/>
-    <w:link w:val="145"/>
+    <w:basedOn w:val="844"/>
+    <w:link w:val="841"/>
     <w:uiPriority w:val="9"/>
     <w:pPr>
       <w:pBdr/>
@@ -31771,10 +32146,10 @@
       <w:color w:val="595959" w:themeColor="text1" w:themeTint="A6"/>
     </w:rPr>
   </w:style>
-  <w:style w:type="character" w:styleId="157">
+  <w:style w:type="character" w:styleId="852">
     <w:name w:val="Heading 8 Char"/>
-    <w:basedOn w:val="148"/>
-    <w:link w:val="146"/>
+    <w:basedOn w:val="844"/>
+    <w:link w:val="842"/>
     <w:uiPriority w:val="9"/>
     <w:pPr>
       <w:pBdr/>
@@ -31788,10 +32163,10 @@
       <w:color w:val="272727" w:themeColor="text1" w:themeTint="D8"/>
     </w:rPr>
   </w:style>
-  <w:style w:type="character" w:styleId="158">
+  <w:style w:type="character" w:styleId="853">
     <w:name w:val="Heading 9 Char"/>
-    <w:basedOn w:val="148"/>
-    <w:link w:val="147"/>
+    <w:basedOn w:val="844"/>
+    <w:link w:val="843"/>
     <w:uiPriority w:val="9"/>
     <w:pPr>
       <w:pBdr/>
@@ -31805,11 +32180,11 @@
       <w:color w:val="272727" w:themeColor="text1" w:themeTint="D8"/>
     </w:rPr>
   </w:style>
-  <w:style w:type="paragraph" w:styleId="159">
+  <w:style w:type="paragraph" w:styleId="854">
     <w:name w:val="Title"/>
-    <w:basedOn w:val="664"/>
-    <w:next w:val="664"/>
-    <w:link w:val="160"/>
+    <w:basedOn w:val="894"/>
+    <w:next w:val="894"/>
+    <w:link w:val="855"/>
     <w:uiPriority w:val="10"/>
     <w:qFormat/>
     <w:pPr>
@@ -31825,10 +32200,10 @@
       <w:szCs w:val="56"/>
     </w:rPr>
   </w:style>
-  <w:style w:type="character" w:styleId="160">
+  <w:style w:type="character" w:styleId="855">
     <w:name w:val="Title Char"/>
-    <w:basedOn w:val="148"/>
-    <w:link w:val="159"/>
+    <w:basedOn w:val="844"/>
+    <w:link w:val="854"/>
     <w:uiPriority w:val="10"/>
     <w:pPr>
       <w:pBdr/>
@@ -31842,11 +32217,11 @@
       <w:szCs w:val="56"/>
     </w:rPr>
   </w:style>
-  <w:style w:type="paragraph" w:styleId="161">
+  <w:style w:type="paragraph" w:styleId="856">
     <w:name w:val="Subtitle"/>
-    <w:basedOn w:val="664"/>
-    <w:next w:val="664"/>
-    <w:link w:val="162"/>
+    <w:basedOn w:val="894"/>
+    <w:next w:val="894"/>
+    <w:link w:val="857"/>
     <w:uiPriority w:val="11"/>
     <w:qFormat/>
     <w:pPr>
@@ -31864,10 +32239,10 @@
       <w:szCs w:val="28"/>
     </w:rPr>
   </w:style>
-  <w:style w:type="character" w:styleId="162">
+  <w:style w:type="character" w:styleId="857">
     <w:name w:val="Subtitle Char"/>
-    <w:basedOn w:val="148"/>
-    <w:link w:val="161"/>
+    <w:basedOn w:val="844"/>
+    <w:link w:val="856"/>
     <w:uiPriority w:val="11"/>
     <w:pPr>
       <w:pBdr/>
@@ -31881,11 +32256,11 @@
       <w:szCs w:val="28"/>
     </w:rPr>
   </w:style>
-  <w:style w:type="paragraph" w:styleId="163">
+  <w:style w:type="paragraph" w:styleId="858">
     <w:name w:val="Quote"/>
-    <w:basedOn w:val="664"/>
-    <w:next w:val="664"/>
-    <w:link w:val="164"/>
+    <w:basedOn w:val="894"/>
+    <w:next w:val="894"/>
+    <w:link w:val="859"/>
     <w:uiPriority w:val="29"/>
     <w:qFormat/>
     <w:pPr>
@@ -31900,10 +32275,10 @@
       <w:color w:val="404040" w:themeColor="text1" w:themeTint="BF"/>
     </w:rPr>
   </w:style>
-  <w:style w:type="character" w:styleId="164">
+  <w:style w:type="character" w:styleId="859">
     <w:name w:val="Quote Char"/>
-    <w:basedOn w:val="148"/>
-    <w:link w:val="163"/>
+    <w:basedOn w:val="844"/>
+    <w:link w:val="858"/>
     <w:uiPriority w:val="29"/>
     <w:pPr>
       <w:pBdr/>
@@ -31916,9 +32291,9 @@
       <w:color w:val="404040" w:themeColor="text1" w:themeTint="BF"/>
     </w:rPr>
   </w:style>
-  <w:style w:type="character" w:styleId="166">
+  <w:style w:type="character" w:styleId="860">
     <w:name w:val="Intense Emphasis"/>
-    <w:basedOn w:val="148"/>
+    <w:basedOn w:val="844"/>
     <w:uiPriority w:val="21"/>
     <w:qFormat/>
     <w:pPr>
@@ -31932,11 +32307,11 @@
       <w:color w:val="0f4761" w:themeColor="accent1" w:themeShade="BF"/>
     </w:rPr>
   </w:style>
-  <w:style w:type="paragraph" w:styleId="167">
+  <w:style w:type="paragraph" w:styleId="861">
     <w:name w:val="Intense Quote"/>
-    <w:basedOn w:val="664"/>
-    <w:next w:val="664"/>
-    <w:link w:val="168"/>
+    <w:basedOn w:val="894"/>
+    <w:next w:val="894"/>
+    <w:link w:val="862"/>
     <w:uiPriority w:val="30"/>
     <w:qFormat/>
     <w:pPr>
@@ -31954,10 +32329,10 @@
       <w:color w:val="0f4761" w:themeColor="accent1" w:themeShade="BF"/>
     </w:rPr>
   </w:style>
-  <w:style w:type="character" w:styleId="168">
+  <w:style w:type="character" w:styleId="862">
     <w:name w:val="Intense Quote Char"/>
-    <w:basedOn w:val="148"/>
-    <w:link w:val="167"/>
+    <w:basedOn w:val="844"/>
+    <w:link w:val="861"/>
     <w:uiPriority w:val="30"/>
     <w:pPr>
       <w:pBdr/>
@@ -31970,9 +32345,9 @@
       <w:color w:val="0f4761" w:themeColor="accent1" w:themeShade="BF"/>
     </w:rPr>
   </w:style>
-  <w:style w:type="character" w:styleId="169">
+  <w:style w:type="character" w:styleId="863">
     <w:name w:val="Intense Reference"/>
-    <w:basedOn w:val="148"/>
+    <w:basedOn w:val="844"/>
     <w:uiPriority w:val="32"/>
     <w:qFormat/>
     <w:pPr>
@@ -31988,9 +32363,9 @@
       <w:spacing w:val="5"/>
     </w:rPr>
   </w:style>
-  <w:style w:type="character" w:styleId="171">
+  <w:style w:type="character" w:styleId="864">
     <w:name w:val="Subtle Emphasis"/>
-    <w:basedOn w:val="148"/>
+    <w:basedOn w:val="844"/>
     <w:uiPriority w:val="19"/>
     <w:qFormat/>
     <w:pPr>
@@ -32004,9 +32379,9 @@
       <w:color w:val="404040" w:themeColor="text1" w:themeTint="BF"/>
     </w:rPr>
   </w:style>
-  <w:style w:type="character" w:styleId="172">
+  <w:style w:type="character" w:styleId="865">
     <w:name w:val="Emphasis"/>
-    <w:basedOn w:val="148"/>
+    <w:basedOn w:val="844"/>
     <w:uiPriority w:val="20"/>
     <w:qFormat/>
     <w:pPr>
@@ -32019,9 +32394,9 @@
       <w:iCs/>
     </w:rPr>
   </w:style>
-  <w:style w:type="character" w:styleId="173">
+  <w:style w:type="character" w:styleId="866">
     <w:name w:val="Strong"/>
-    <w:basedOn w:val="148"/>
+    <w:basedOn w:val="844"/>
     <w:uiPriority w:val="22"/>
     <w:qFormat/>
     <w:pPr>
@@ -32034,9 +32409,9 @@
       <w:bCs/>
     </w:rPr>
   </w:style>
-  <w:style w:type="character" w:styleId="174">
+  <w:style w:type="character" w:styleId="867">
     <w:name w:val="Subtle Reference"/>
-    <w:basedOn w:val="148"/>
+    <w:basedOn w:val="844"/>
     <w:uiPriority w:val="31"/>
     <w:qFormat/>
     <w:pPr>
@@ -32049,9 +32424,9 @@
       <w:color w:val="5a5a5a" w:themeColor="text1" w:themeTint="A5"/>
     </w:rPr>
   </w:style>
-  <w:style w:type="character" w:styleId="175">
+  <w:style w:type="character" w:styleId="868">
     <w:name w:val="Book Title"/>
-    <w:basedOn w:val="148"/>
+    <w:basedOn w:val="844"/>
     <w:uiPriority w:val="33"/>
     <w:qFormat/>
     <w:pPr>
@@ -32067,10 +32442,10 @@
       <w:spacing w:val="5"/>
     </w:rPr>
   </w:style>
-  <w:style w:type="paragraph" w:styleId="176">
+  <w:style w:type="paragraph" w:styleId="869">
     <w:name w:val="Header"/>
-    <w:basedOn w:val="664"/>
-    <w:link w:val="177"/>
+    <w:basedOn w:val="894"/>
+    <w:link w:val="870"/>
     <w:uiPriority w:val="99"/>
     <w:unhideWhenUsed/>
     <w:pPr>
@@ -32083,10 +32458,10 @@
       <w:ind/>
     </w:pPr>
   </w:style>
-  <w:style w:type="character" w:styleId="177">
+  <w:style w:type="character" w:styleId="870">
     <w:name w:val="Header Char"/>
-    <w:basedOn w:val="148"/>
-    <w:link w:val="176"/>
+    <w:basedOn w:val="844"/>
+    <w:link w:val="869"/>
     <w:uiPriority w:val="99"/>
     <w:pPr>
       <w:pBdr/>
@@ -32094,10 +32469,10 @@
       <w:ind/>
     </w:pPr>
   </w:style>
-  <w:style w:type="paragraph" w:styleId="178">
+  <w:style w:type="paragraph" w:styleId="871">
     <w:name w:val="Footer"/>
-    <w:basedOn w:val="664"/>
-    <w:link w:val="179"/>
+    <w:basedOn w:val="894"/>
+    <w:link w:val="872"/>
     <w:uiPriority w:val="99"/>
     <w:unhideWhenUsed/>
     <w:pPr>
@@ -32110,10 +32485,10 @@
       <w:ind/>
     </w:pPr>
   </w:style>
-  <w:style w:type="character" w:styleId="179">
+  <w:style w:type="character" w:styleId="872">
     <w:name w:val="Footer Char"/>
-    <w:basedOn w:val="148"/>
-    <w:link w:val="178"/>
+    <w:basedOn w:val="844"/>
+    <w:link w:val="871"/>
     <w:uiPriority w:val="99"/>
     <w:pPr>
       <w:pBdr/>
@@ -32121,10 +32496,10 @@
       <w:ind/>
     </w:pPr>
   </w:style>
-  <w:style w:type="paragraph" w:styleId="180">
+  <w:style w:type="paragraph" w:styleId="873">
     <w:name w:val="Caption"/>
-    <w:basedOn w:val="664"/>
-    <w:next w:val="664"/>
+    <w:basedOn w:val="894"/>
+    <w:next w:val="894"/>
     <w:uiPriority w:val="35"/>
     <w:unhideWhenUsed/>
     <w:qFormat/>
@@ -32141,10 +32516,10 @@
       <w:szCs w:val="18"/>
     </w:rPr>
   </w:style>
-  <w:style w:type="paragraph" w:styleId="181">
+  <w:style w:type="paragraph" w:styleId="874">
     <w:name w:val="footnote text"/>
-    <w:basedOn w:val="664"/>
-    <w:link w:val="182"/>
+    <w:basedOn w:val="894"/>
+    <w:link w:val="875"/>
     <w:uiPriority w:val="99"/>
     <w:semiHidden/>
     <w:unhideWhenUsed/>
@@ -32158,10 +32533,10 @@
       <w:szCs w:val="20"/>
     </w:rPr>
   </w:style>
-  <w:style w:type="character" w:styleId="182">
+  <w:style w:type="character" w:styleId="875">
     <w:name w:val="Footnote Text Char"/>
-    <w:basedOn w:val="148"/>
-    <w:link w:val="181"/>
+    <w:basedOn w:val="844"/>
+    <w:link w:val="874"/>
     <w:uiPriority w:val="99"/>
     <w:semiHidden/>
     <w:pPr>
@@ -32174,9 +32549,9 @@
       <w:szCs w:val="20"/>
     </w:rPr>
   </w:style>
-  <w:style w:type="character" w:styleId="183">
+  <w:style w:type="character" w:styleId="876">
     <w:name w:val="footnote reference"/>
-    <w:basedOn w:val="148"/>
+    <w:basedOn w:val="844"/>
     <w:uiPriority w:val="99"/>
     <w:semiHidden/>
     <w:unhideWhenUsed/>
@@ -32189,10 +32564,10 @@
       <w:vertAlign w:val="superscript"/>
     </w:rPr>
   </w:style>
-  <w:style w:type="paragraph" w:styleId="184">
+  <w:style w:type="paragraph" w:styleId="877">
     <w:name w:val="endnote text"/>
-    <w:basedOn w:val="664"/>
-    <w:link w:val="185"/>
+    <w:basedOn w:val="894"/>
+    <w:link w:val="878"/>
     <w:uiPriority w:val="99"/>
     <w:semiHidden/>
     <w:unhideWhenUsed/>
@@ -32206,10 +32581,10 @@
       <w:szCs w:val="20"/>
     </w:rPr>
   </w:style>
-  <w:style w:type="character" w:styleId="185">
+  <w:style w:type="character" w:styleId="878">
     <w:name w:val="Endnote Text Char"/>
-    <w:basedOn w:val="148"/>
-    <w:link w:val="184"/>
+    <w:basedOn w:val="844"/>
+    <w:link w:val="877"/>
     <w:uiPriority w:val="99"/>
     <w:semiHidden/>
     <w:pPr>
@@ -32222,9 +32597,9 @@
       <w:szCs w:val="20"/>
     </w:rPr>
   </w:style>
-  <w:style w:type="character" w:styleId="186">
+  <w:style w:type="character" w:styleId="879">
     <w:name w:val="endnote reference"/>
-    <w:basedOn w:val="148"/>
+    <w:basedOn w:val="844"/>
     <w:uiPriority w:val="99"/>
     <w:semiHidden/>
     <w:unhideWhenUsed/>
@@ -32237,9 +32612,9 @@
       <w:vertAlign w:val="superscript"/>
     </w:rPr>
   </w:style>
-  <w:style w:type="character" w:styleId="187">
+  <w:style w:type="character" w:styleId="880">
     <w:name w:val="Hyperlink"/>
-    <w:basedOn w:val="148"/>
+    <w:basedOn w:val="844"/>
     <w:uiPriority w:val="99"/>
     <w:unhideWhenUsed/>
     <w:pPr>
@@ -32252,9 +32627,9 @@
       <w:u w:val="single"/>
     </w:rPr>
   </w:style>
-  <w:style w:type="character" w:styleId="188">
+  <w:style w:type="character" w:styleId="881">
     <w:name w:val="FollowedHyperlink"/>
-    <w:basedOn w:val="148"/>
+    <w:basedOn w:val="844"/>
     <w:uiPriority w:val="99"/>
     <w:semiHidden/>
     <w:unhideWhenUsed/>
@@ -32268,10 +32643,10 @@
       <w:u w:val="single"/>
     </w:rPr>
   </w:style>
-  <w:style w:type="paragraph" w:styleId="189">
+  <w:style w:type="paragraph" w:styleId="882">
     <w:name w:val="toc 1"/>
-    <w:basedOn w:val="664"/>
-    <w:next w:val="664"/>
+    <w:basedOn w:val="894"/>
+    <w:next w:val="894"/>
     <w:uiPriority w:val="39"/>
     <w:unhideWhenUsed/>
     <w:pPr>
@@ -32280,10 +32655,10 @@
       <w:ind/>
     </w:pPr>
   </w:style>
-  <w:style w:type="paragraph" w:styleId="190">
+  <w:style w:type="paragraph" w:styleId="883">
     <w:name w:val="toc 2"/>
-    <w:basedOn w:val="664"/>
-    <w:next w:val="664"/>
+    <w:basedOn w:val="894"/>
+    <w:next w:val="894"/>
     <w:uiPriority w:val="39"/>
     <w:unhideWhenUsed/>
     <w:pPr>
@@ -32292,10 +32667,10 @@
       <w:ind w:left="220"/>
     </w:pPr>
   </w:style>
-  <w:style w:type="paragraph" w:styleId="191">
+  <w:style w:type="paragraph" w:styleId="884">
     <w:name w:val="toc 3"/>
-    <w:basedOn w:val="664"/>
-    <w:next w:val="664"/>
+    <w:basedOn w:val="894"/>
+    <w:next w:val="894"/>
     <w:uiPriority w:val="39"/>
     <w:unhideWhenUsed/>
     <w:pPr>
@@ -32304,10 +32679,10 @@
       <w:ind w:left="440"/>
     </w:pPr>
   </w:style>
-  <w:style w:type="paragraph" w:styleId="192">
+  <w:style w:type="paragraph" w:styleId="885">
     <w:name w:val="toc 4"/>
-    <w:basedOn w:val="664"/>
-    <w:next w:val="664"/>
+    <w:basedOn w:val="894"/>
+    <w:next w:val="894"/>
     <w:uiPriority w:val="39"/>
     <w:unhideWhenUsed/>
     <w:pPr>
@@ -32316,10 +32691,10 @@
       <w:ind w:left="660"/>
     </w:pPr>
   </w:style>
-  <w:style w:type="paragraph" w:styleId="193">
+  <w:style w:type="paragraph" w:styleId="886">
     <w:name w:val="toc 5"/>
-    <w:basedOn w:val="664"/>
-    <w:next w:val="664"/>
+    <w:basedOn w:val="894"/>
+    <w:next w:val="894"/>
     <w:uiPriority w:val="39"/>
     <w:unhideWhenUsed/>
     <w:pPr>
@@ -32328,10 +32703,10 @@
       <w:ind w:left="880"/>
     </w:pPr>
   </w:style>
-  <w:style w:type="paragraph" w:styleId="194">
+  <w:style w:type="paragraph" w:styleId="887">
     <w:name w:val="toc 6"/>
-    <w:basedOn w:val="664"/>
-    <w:next w:val="664"/>
+    <w:basedOn w:val="894"/>
+    <w:next w:val="894"/>
     <w:uiPriority w:val="39"/>
     <w:unhideWhenUsed/>
     <w:pPr>
@@ -32340,10 +32715,10 @@
       <w:ind w:left="1100"/>
     </w:pPr>
   </w:style>
-  <w:style w:type="paragraph" w:styleId="195">
+  <w:style w:type="paragraph" w:styleId="888">
     <w:name w:val="toc 7"/>
-    <w:basedOn w:val="664"/>
-    <w:next w:val="664"/>
+    <w:basedOn w:val="894"/>
+    <w:next w:val="894"/>
     <w:uiPriority w:val="39"/>
     <w:unhideWhenUsed/>
     <w:pPr>
@@ -32352,10 +32727,10 @@
       <w:ind w:left="1320"/>
     </w:pPr>
   </w:style>
-  <w:style w:type="paragraph" w:styleId="196">
+  <w:style w:type="paragraph" w:styleId="889">
     <w:name w:val="toc 8"/>
-    <w:basedOn w:val="664"/>
-    <w:next w:val="664"/>
+    <w:basedOn w:val="894"/>
+    <w:next w:val="894"/>
     <w:uiPriority w:val="39"/>
     <w:unhideWhenUsed/>
     <w:pPr>
@@ -32364,10 +32739,10 @@
       <w:ind w:left="1540"/>
     </w:pPr>
   </w:style>
-  <w:style w:type="paragraph" w:styleId="197">
+  <w:style w:type="paragraph" w:styleId="890">
     <w:name w:val="toc 9"/>
-    <w:basedOn w:val="664"/>
-    <w:next w:val="664"/>
+    <w:basedOn w:val="894"/>
+    <w:next w:val="894"/>
     <w:uiPriority w:val="39"/>
     <w:unhideWhenUsed/>
     <w:pPr>
@@ -32376,9 +32751,9 @@
       <w:ind w:left="1760"/>
     </w:pPr>
   </w:style>
-  <w:style w:type="character" w:styleId="198">
+  <w:style w:type="character" w:styleId="891">
     <w:name w:val="Placeholder Text"/>
-    <w:basedOn w:val="148"/>
+    <w:basedOn w:val="844"/>
     <w:uiPriority w:val="99"/>
     <w:semiHidden/>
     <w:pPr>
@@ -32390,7 +32765,7 @@
       <w:color w:val="666666"/>
     </w:rPr>
   </w:style>
-  <w:style w:type="paragraph" w:styleId="208">
+  <w:style w:type="paragraph" w:styleId="892">
     <w:name w:val="TOC Heading"/>
     <w:uiPriority w:val="39"/>
     <w:unhideWhenUsed/>
@@ -32400,10 +32775,10 @@
       <w:ind/>
     </w:pPr>
   </w:style>
-  <w:style w:type="paragraph" w:styleId="209">
+  <w:style w:type="paragraph" w:styleId="893">
     <w:name w:val="table of figures"/>
-    <w:basedOn w:val="664"/>
-    <w:next w:val="664"/>
+    <w:basedOn w:val="894"/>
+    <w:next w:val="894"/>
     <w:uiPriority w:val="99"/>
     <w:unhideWhenUsed/>
     <w:pPr>
@@ -32412,7 +32787,7 @@
       <w:ind/>
     </w:pPr>
   </w:style>
-  <w:style w:type="paragraph" w:styleId="664" w:default="1">
+  <w:style w:type="paragraph" w:styleId="894" w:default="1">
     <w:name w:val="Normal"/>
     <w:qFormat/>
     <w:pPr>
@@ -32421,7 +32796,7 @@
       <w:ind/>
     </w:pPr>
   </w:style>
-  <w:style w:type="table" w:styleId="665" w:default="1">
+  <w:style w:type="table" w:styleId="895" w:default="1">
     <w:name w:val="Normal Table"/>
     <w:uiPriority w:val="99"/>
     <w:semiHidden/>
@@ -32614,7 +32989,7 @@
       </w:tcPr>
     </w:tblStylePr>
   </w:style>
-  <w:style w:type="numbering" w:styleId="666" w:default="1">
+  <w:style w:type="numbering" w:styleId="896" w:default="1">
     <w:name w:val="No List"/>
     <w:uiPriority w:val="99"/>
     <w:semiHidden/>
@@ -32625,9 +33000,9 @@
       <w:ind/>
     </w:pPr>
   </w:style>
-  <w:style w:type="paragraph" w:styleId="667">
+  <w:style w:type="paragraph" w:styleId="897">
     <w:name w:val="No Spacing"/>
-    <w:basedOn w:val="664"/>
+    <w:basedOn w:val="894"/>
     <w:uiPriority w:val="1"/>
     <w:qFormat/>
     <w:pPr>
@@ -32636,9 +33011,9 @@
       <w:ind/>
     </w:pPr>
   </w:style>
-  <w:style w:type="paragraph" w:styleId="668">
+  <w:style w:type="paragraph" w:styleId="898">
     <w:name w:val="List Paragraph"/>
-    <w:basedOn w:val="664"/>
+    <w:basedOn w:val="894"/>
     <w:uiPriority w:val="34"/>
     <w:qFormat/>
     <w:pPr>
